--- a/data/revised_2026-10_full/outputs/v2/Chemistry/SS1.4_Chemical_Bonding/Chemistry_Chemical_Bonding_CBE_LessonSequence.docx
+++ b/data/revised_2026-10_full/outputs/v2/Chemistry/SS1.4_Chemical_Bonding/Chemistry_Chemical_Bonding_CBE_LessonSequence.docx
@@ -2498,7 +2498,7 @@
         </w:rPr>
         <w:t xml:space="preserve">© 2026 SeaVuria and ARES. This work is licensed under a </w:t>
       </w:r>
-      <w:hyperlink w:history="1" r:id="rIdv6kbl7sp-j1teuf6jayu0">
+      <w:hyperlink w:history="1" r:id="rIdr-4on8ho-oqy3s5heifv-">
         <w:r>
           <w:rPr>
             <w:rFonts w:ascii="Arial" w:cs="Arial" w:eastAsia="Arial" w:hAnsi="Arial"/>
@@ -2518,7 +2518,7 @@
         </w:rPr>
         <w:t xml:space="preserve"> (</w:t>
       </w:r>
-      <w:hyperlink w:history="1" r:id="rId1fkeidfajrij5o5nhx8cg">
+      <w:hyperlink w:history="1" r:id="rId-qpbrhmexumhhqojvbdfc">
         <w:r>
           <w:rPr>
             <w:rFonts w:ascii="Arial" w:cs="Arial" w:eastAsia="Arial" w:hAnsi="Arial"/>
@@ -2538,7 +2538,7 @@
         </w:rPr>
         <w:t xml:space="preserve">). To view a copy of this license, visit </w:t>
       </w:r>
-      <w:hyperlink w:history="1" r:id="rIdzaffarg5e-grsiwsqtdce">
+      <w:hyperlink w:history="1" r:id="rIdarwdnxb3brzsy0zijnptk">
         <w:r>
           <w:rPr>
             <w:rFonts w:ascii="Arial" w:cs="Arial" w:eastAsia="Arial" w:hAnsi="Arial"/>
@@ -3577,7 +3577,7 @@
             <w:pPr>
               <w:spacing w:after="20" w:before="0"/>
             </w:pPr>
-            <w:hyperlink w:history="1" r:id="rIdaaf5bb2xrb15nvffdroxm">
+            <w:hyperlink w:history="1" r:id="rIdsqwz7zhoq7nxr7cvctr1w">
               <w:r>
                 <w:rPr>
                   <w:rFonts w:ascii="Arial" w:cs="Arial" w:eastAsia="Arial" w:hAnsi="Arial"/>
@@ -3610,7 +3610,7 @@
               <w:spacing w:after="10" w:before="0"/>
               <w:ind w:left="120"/>
             </w:pPr>
-            <w:hyperlink w:history="1" r:id="rIddrjjweckfy8yi8y3y-eum">
+            <w:hyperlink w:history="1" r:id="rIdxgdny_-laqgc0_w3varij">
               <w:r>
                 <w:rPr>
                   <w:rFonts w:ascii="Arial" w:cs="Arial" w:eastAsia="Arial" w:hAnsi="Arial"/>
@@ -3655,7 +3655,7 @@
             <w:pPr>
               <w:spacing w:after="20" w:before="0"/>
             </w:pPr>
-            <w:hyperlink w:history="1" r:id="rIdfzatnobzhfx0-rnizsqhs">
+            <w:hyperlink w:history="1" r:id="rId3aue2r_w-pbu3ts0oso_d">
               <w:r>
                 <w:rPr>
                   <w:rFonts w:ascii="Arial" w:cs="Arial" w:eastAsia="Arial" w:hAnsi="Arial"/>
@@ -3704,7 +3704,7 @@
               <w:spacing w:after="10" w:before="0"/>
               <w:ind w:left="120"/>
             </w:pPr>
-            <w:hyperlink w:history="1" r:id="rIdqxnvvsaqv8rgh03zfvybv">
+            <w:hyperlink w:history="1" r:id="rId_4-s_etwz8reus-tqxyqs">
               <w:r>
                 <w:rPr>
                   <w:rFonts w:ascii="Arial" w:cs="Arial" w:eastAsia="Arial" w:hAnsi="Arial"/>
@@ -3904,7 +3904,7 @@
             <w:pPr>
               <w:spacing w:after="20" w:before="0"/>
             </w:pPr>
-            <w:hyperlink w:history="1" r:id="rIdzr5jomj5mfciel1dhsev3">
+            <w:hyperlink w:history="1" r:id="rIdbv1sqyspgkimckskn24vx">
               <w:r>
                 <w:rPr>
                   <w:rFonts w:ascii="Arial" w:cs="Arial" w:eastAsia="Arial" w:hAnsi="Arial"/>
@@ -3937,7 +3937,7 @@
               <w:spacing w:after="10" w:before="0"/>
               <w:ind w:left="120"/>
             </w:pPr>
-            <w:hyperlink w:history="1" r:id="rIdn5lwdqz8kkukka2qzltpk">
+            <w:hyperlink w:history="1" r:id="rIdsqnccy_cwwkqad16qd52p">
               <w:r>
                 <w:rPr>
                   <w:rFonts w:ascii="Arial" w:cs="Arial" w:eastAsia="Arial" w:hAnsi="Arial"/>
@@ -3982,7 +3982,7 @@
             <w:pPr>
               <w:spacing w:after="20" w:before="0"/>
             </w:pPr>
-            <w:hyperlink w:history="1" r:id="rIdngtrnkqpntplgoxxoz5t_">
+            <w:hyperlink w:history="1" r:id="rIdjphvoqzy4jjry4veyl4c9">
               <w:r>
                 <w:rPr>
                   <w:rFonts w:ascii="Arial" w:cs="Arial" w:eastAsia="Arial" w:hAnsi="Arial"/>
@@ -4031,7 +4031,7 @@
               <w:spacing w:after="10" w:before="0"/>
               <w:ind w:left="120"/>
             </w:pPr>
-            <w:hyperlink w:history="1" r:id="rIdrorrbyi_1jdzcexztesao">
+            <w:hyperlink w:history="1" r:id="rIdbotskzu3sg-yximpc7ppf">
               <w:r>
                 <w:rPr>
                   <w:rFonts w:ascii="Arial" w:cs="Arial" w:eastAsia="Arial" w:hAnsi="Arial"/>
@@ -4231,7 +4231,7 @@
             <w:pPr>
               <w:spacing w:after="20" w:before="0"/>
             </w:pPr>
-            <w:hyperlink w:history="1" r:id="rIdlejvlbph5etlwdo2eawd2">
+            <w:hyperlink w:history="1" r:id="rIdz_fm4ysmzgcjkgf8wdfyl">
               <w:r>
                 <w:rPr>
                   <w:rFonts w:ascii="Arial" w:cs="Arial" w:eastAsia="Arial" w:hAnsi="Arial"/>
@@ -4280,7 +4280,7 @@
               <w:spacing w:after="10" w:before="0"/>
               <w:ind w:left="120"/>
             </w:pPr>
-            <w:hyperlink w:history="1" r:id="rIdzwu_xywaubi9-zydbkuqb">
+            <w:hyperlink w:history="1" r:id="rIdkuywzlslqw0_bebgfzzpu">
               <w:r>
                 <w:rPr>
                   <w:rFonts w:ascii="Arial" w:cs="Arial" w:eastAsia="Arial" w:hAnsi="Arial"/>
@@ -4325,7 +4325,7 @@
             <w:pPr>
               <w:spacing w:after="20" w:before="0"/>
             </w:pPr>
-            <w:hyperlink w:history="1" r:id="rIdsfepxfdrrenbky_dz4ocf">
+            <w:hyperlink w:history="1" r:id="rIdoxikq2wjm7fli-4fw7vhk">
               <w:r>
                 <w:rPr>
                   <w:rFonts w:ascii="Arial" w:cs="Arial" w:eastAsia="Arial" w:hAnsi="Arial"/>
@@ -4374,7 +4374,7 @@
               <w:spacing w:after="10" w:before="0"/>
               <w:ind w:left="120"/>
             </w:pPr>
-            <w:hyperlink w:history="1" r:id="rIdseatir1hsitlrtf57xaem">
+            <w:hyperlink w:history="1" r:id="rIdbmqrr-14djyhmsighp-z2">
               <w:r>
                 <w:rPr>
                   <w:rFonts w:ascii="Arial" w:cs="Arial" w:eastAsia="Arial" w:hAnsi="Arial"/>
@@ -4574,7 +4574,7 @@
             <w:pPr>
               <w:spacing w:after="20" w:before="0"/>
             </w:pPr>
-            <w:hyperlink w:history="1" r:id="rIdasta1jeifw7vtcrhlcbw4">
+            <w:hyperlink w:history="1" r:id="rIdz49avj1o5terrvtaph-o0">
               <w:r>
                 <w:rPr>
                   <w:rFonts w:ascii="Arial" w:cs="Arial" w:eastAsia="Arial" w:hAnsi="Arial"/>
@@ -4623,7 +4623,7 @@
               <w:spacing w:after="10" w:before="0"/>
               <w:ind w:left="120"/>
             </w:pPr>
-            <w:hyperlink w:history="1" r:id="rId15jtgdh-r5pez7bzlho1b">
+            <w:hyperlink w:history="1" r:id="rId9fnuejbek5kl4qwrycsfg">
               <w:r>
                 <w:rPr>
                   <w:rFonts w:ascii="Arial" w:cs="Arial" w:eastAsia="Arial" w:hAnsi="Arial"/>
@@ -4668,7 +4668,7 @@
             <w:pPr>
               <w:spacing w:after="20" w:before="0"/>
             </w:pPr>
-            <w:hyperlink w:history="1" r:id="rIddz8hjssvaeray8moioxne">
+            <w:hyperlink w:history="1" r:id="rIdqqimif9n-1vb0v0o0wavw">
               <w:r>
                 <w:rPr>
                   <w:rFonts w:ascii="Arial" w:cs="Arial" w:eastAsia="Arial" w:hAnsi="Arial"/>
@@ -4717,7 +4717,7 @@
               <w:spacing w:after="10" w:before="0"/>
               <w:ind w:left="120"/>
             </w:pPr>
-            <w:hyperlink w:history="1" r:id="rIdqpy0xcpzgxcpa5stglkje">
+            <w:hyperlink w:history="1" r:id="rIdbdelyg40bdhwjp9hccsvk">
               <w:r>
                 <w:rPr>
                   <w:rFonts w:ascii="Arial" w:cs="Arial" w:eastAsia="Arial" w:hAnsi="Arial"/>
@@ -4917,7 +4917,7 @@
             <w:pPr>
               <w:spacing w:after="20" w:before="0"/>
             </w:pPr>
-            <w:hyperlink w:history="1" r:id="rIdex6vvdtd3awni9iam_jqb">
+            <w:hyperlink w:history="1" r:id="rIdxwz85etkwrf8zdtn9gafv">
               <w:r>
                 <w:rPr>
                   <w:rFonts w:ascii="Arial" w:cs="Arial" w:eastAsia="Arial" w:hAnsi="Arial"/>
@@ -4966,7 +4966,7 @@
               <w:spacing w:after="10" w:before="0"/>
               <w:ind w:left="120"/>
             </w:pPr>
-            <w:hyperlink w:history="1" r:id="rIduwaodleh3quxivldyynsa">
+            <w:hyperlink w:history="1" r:id="rIdicigcpgaaw4x4smmrn1uj">
               <w:r>
                 <w:rPr>
                   <w:rFonts w:ascii="Arial" w:cs="Arial" w:eastAsia="Arial" w:hAnsi="Arial"/>
@@ -5011,7 +5011,7 @@
             <w:pPr>
               <w:spacing w:after="20" w:before="0"/>
             </w:pPr>
-            <w:hyperlink w:history="1" r:id="rIdxzfuevrzjwu0bl-zz-ctc">
+            <w:hyperlink w:history="1" r:id="rId4bezj0vne9othgh8el4s2">
               <w:r>
                 <w:rPr>
                   <w:rFonts w:ascii="Arial" w:cs="Arial" w:eastAsia="Arial" w:hAnsi="Arial"/>
@@ -5060,7 +5060,7 @@
               <w:spacing w:after="10" w:before="0"/>
               <w:ind w:left="120"/>
             </w:pPr>
-            <w:hyperlink w:history="1" r:id="rIdkethrzql3uy3ibgakjisr">
+            <w:hyperlink w:history="1" r:id="rIdrwc3niiuzu89bw1pli19k">
               <w:r>
                 <w:rPr>
                   <w:rFonts w:ascii="Arial" w:cs="Arial" w:eastAsia="Arial" w:hAnsi="Arial"/>
@@ -5685,7 +5685,7 @@
         </w:rPr>
         <w:t xml:space="preserve">© 2026 SeaVuria and ARES. Aligned with KICD objectives. Developed by SeaVuria; technical implementation by ARES (with AI assistance from Claude). Licensed under </w:t>
       </w:r>
-      <w:hyperlink w:history="1" r:id="rIdtuqh6m4ng-lgb1wvfepg1">
+      <w:hyperlink w:history="1" r:id="rIdwdhokje_fkzowszs4fw2v">
         <w:r>
           <w:rPr>
             <w:rFonts w:ascii="Arial" w:cs="Arial" w:eastAsia="Arial" w:hAnsi="Arial"/>
@@ -5706,7 +5706,7 @@
         </w:rPr>
         <w:t xml:space="preserve"> (</w:t>
       </w:r>
-      <w:hyperlink w:history="1" r:id="rIdpwh-kcozbxhnba8upzmg3">
+      <w:hyperlink w:history="1" r:id="rIdhoccfean0vekwk2h9cttz">
         <w:r>
           <w:rPr>
             <w:rFonts w:ascii="Arial" w:cs="Arial" w:eastAsia="Arial" w:hAnsi="Arial"/>
@@ -6746,7 +6746,7 @@
             <w:pPr>
               <w:spacing w:after="20" w:before="0"/>
             </w:pPr>
-            <w:hyperlink w:history="1" r:id="rIdcpmvqkjbgpwnj7cnbt_r9">
+            <w:hyperlink w:history="1" r:id="rIdoohukp-4sxnfmc4dv9lps">
               <w:r>
                 <w:rPr>
                   <w:rFonts w:ascii="Arial" w:cs="Arial" w:eastAsia="Arial" w:hAnsi="Arial"/>
@@ -6779,7 +6779,7 @@
               <w:spacing w:after="10" w:before="0"/>
               <w:ind w:left="120"/>
             </w:pPr>
-            <w:hyperlink w:history="1" r:id="rIdqbbxtigrnmucjntvv1pie">
+            <w:hyperlink w:history="1" r:id="rId9pfh3bwspqfakdqsc33ox">
               <w:r>
                 <w:rPr>
                   <w:rFonts w:ascii="Arial" w:cs="Arial" w:eastAsia="Arial" w:hAnsi="Arial"/>
@@ -6824,7 +6824,7 @@
             <w:pPr>
               <w:spacing w:after="20" w:before="0"/>
             </w:pPr>
-            <w:hyperlink w:history="1" r:id="rIdrm6zjml9kwheiyex0sjm3">
+            <w:hyperlink w:history="1" r:id="rIdpf0n96obcuyh0yrf6pnoi">
               <w:r>
                 <w:rPr>
                   <w:rFonts w:ascii="Arial" w:cs="Arial" w:eastAsia="Arial" w:hAnsi="Arial"/>
@@ -6857,7 +6857,7 @@
               <w:spacing w:after="10" w:before="0"/>
               <w:ind w:left="120"/>
             </w:pPr>
-            <w:hyperlink w:history="1" r:id="rIdhgmtx05ob8c6dlvdrt7xs">
+            <w:hyperlink w:history="1" r:id="rIdbfg7cm1q5zuakuhh_jmk9">
               <w:r>
                 <w:rPr>
                   <w:rFonts w:ascii="Arial" w:cs="Arial" w:eastAsia="Arial" w:hAnsi="Arial"/>
@@ -7057,7 +7057,7 @@
             <w:pPr>
               <w:spacing w:after="20" w:before="0"/>
             </w:pPr>
-            <w:hyperlink w:history="1" r:id="rIdwbbucn9_iiwkdlwnkoxzk">
+            <w:hyperlink w:history="1" r:id="rIdmrlex2smoblwqm8i9qtdx">
               <w:r>
                 <w:rPr>
                   <w:rFonts w:ascii="Arial" w:cs="Arial" w:eastAsia="Arial" w:hAnsi="Arial"/>
@@ -7090,7 +7090,7 @@
               <w:spacing w:after="10" w:before="0"/>
               <w:ind w:left="120"/>
             </w:pPr>
-            <w:hyperlink w:history="1" r:id="rId3yrwzocsy0jdhidxmlfap">
+            <w:hyperlink w:history="1" r:id="rIdwcrjuigrxnnht5dpnmvwy">
               <w:r>
                 <w:rPr>
                   <w:rFonts w:ascii="Arial" w:cs="Arial" w:eastAsia="Arial" w:hAnsi="Arial"/>
@@ -7135,7 +7135,7 @@
             <w:pPr>
               <w:spacing w:after="20" w:before="0"/>
             </w:pPr>
-            <w:hyperlink w:history="1" r:id="rIdfre3zna5e6r94ngfk3mt1">
+            <w:hyperlink w:history="1" r:id="rIdybs2waje8gpmvhhuastxr">
               <w:r>
                 <w:rPr>
                   <w:rFonts w:ascii="Arial" w:cs="Arial" w:eastAsia="Arial" w:hAnsi="Arial"/>
@@ -7168,7 +7168,7 @@
               <w:spacing w:after="10" w:before="0"/>
               <w:ind w:left="120"/>
             </w:pPr>
-            <w:hyperlink w:history="1" r:id="rId9_gcv8jmf6prsirp9h_v-">
+            <w:hyperlink w:history="1" r:id="rIdgnk4wlegrd5egkjpbsekb">
               <w:r>
                 <w:rPr>
                   <w:rFonts w:ascii="Arial" w:cs="Arial" w:eastAsia="Arial" w:hAnsi="Arial"/>
@@ -7368,7 +7368,7 @@
             <w:pPr>
               <w:spacing w:after="20" w:before="0"/>
             </w:pPr>
-            <w:hyperlink w:history="1" r:id="rId5o9bfrl5kl6rarmrdqoni">
+            <w:hyperlink w:history="1" r:id="rIdhaaox_fzqtjknendtm22i">
               <w:r>
                 <w:rPr>
                   <w:rFonts w:ascii="Arial" w:cs="Arial" w:eastAsia="Arial" w:hAnsi="Arial"/>
@@ -7401,7 +7401,7 @@
               <w:spacing w:after="10" w:before="0"/>
               <w:ind w:left="120"/>
             </w:pPr>
-            <w:hyperlink w:history="1" r:id="rIdxnjz2k8i1ov_kp-avbbsa">
+            <w:hyperlink w:history="1" r:id="rIdrmzepmg_nxed1l0euh7-a">
               <w:r>
                 <w:rPr>
                   <w:rFonts w:ascii="Arial" w:cs="Arial" w:eastAsia="Arial" w:hAnsi="Arial"/>
@@ -7446,7 +7446,7 @@
             <w:pPr>
               <w:spacing w:after="20" w:before="0"/>
             </w:pPr>
-            <w:hyperlink w:history="1" r:id="rIdqk8jyejqhomtplzmmhp6a">
+            <w:hyperlink w:history="1" r:id="rIdxx1pi7yvaskk8ne9mpwco">
               <w:r>
                 <w:rPr>
                   <w:rFonts w:ascii="Arial" w:cs="Arial" w:eastAsia="Arial" w:hAnsi="Arial"/>
@@ -7479,7 +7479,7 @@
               <w:spacing w:after="10" w:before="0"/>
               <w:ind w:left="120"/>
             </w:pPr>
-            <w:hyperlink w:history="1" r:id="rIdt86imgvajek38sixowml5">
+            <w:hyperlink w:history="1" r:id="rIdcnw7ehzrbl6ykxury5evd">
               <w:r>
                 <w:rPr>
                   <w:rFonts w:ascii="Arial" w:cs="Arial" w:eastAsia="Arial" w:hAnsi="Arial"/>
@@ -7679,7 +7679,7 @@
             <w:pPr>
               <w:spacing w:after="20" w:before="0"/>
             </w:pPr>
-            <w:hyperlink w:history="1" r:id="rIdplcwg4efaltrnhmw0qzpj">
+            <w:hyperlink w:history="1" r:id="rIdlphcan9si5wcqbwt1cdpv">
               <w:r>
                 <w:rPr>
                   <w:rFonts w:ascii="Arial" w:cs="Arial" w:eastAsia="Arial" w:hAnsi="Arial"/>
@@ -7712,7 +7712,7 @@
               <w:spacing w:after="10" w:before="0"/>
               <w:ind w:left="120"/>
             </w:pPr>
-            <w:hyperlink w:history="1" r:id="rIdd-lc04xb-nx8j3rnovt51">
+            <w:hyperlink w:history="1" r:id="rIdtawpcoqbqmlgxf7_bhmfe">
               <w:r>
                 <w:rPr>
                   <w:rFonts w:ascii="Arial" w:cs="Arial" w:eastAsia="Arial" w:hAnsi="Arial"/>
@@ -7757,7 +7757,7 @@
             <w:pPr>
               <w:spacing w:after="20" w:before="0"/>
             </w:pPr>
-            <w:hyperlink w:history="1" r:id="rIdnraqhitu4rvrdk_6ieoct">
+            <w:hyperlink w:history="1" r:id="rIdqoqif3yllt88-jbwzsr7w">
               <w:r>
                 <w:rPr>
                   <w:rFonts w:ascii="Arial" w:cs="Arial" w:eastAsia="Arial" w:hAnsi="Arial"/>
@@ -7790,7 +7790,7 @@
               <w:spacing w:after="10" w:before="0"/>
               <w:ind w:left="120"/>
             </w:pPr>
-            <w:hyperlink w:history="1" r:id="rIdr2dcsomefgd6euwa974v8">
+            <w:hyperlink w:history="1" r:id="rIdoi2uxbyhkdrh6kzorda_w">
               <w:r>
                 <w:rPr>
                   <w:rFonts w:ascii="Arial" w:cs="Arial" w:eastAsia="Arial" w:hAnsi="Arial"/>
@@ -7990,7 +7990,7 @@
             <w:pPr>
               <w:spacing w:after="20" w:before="0"/>
             </w:pPr>
-            <w:hyperlink w:history="1" r:id="rIdirebmf3idm9x6yeehbihh">
+            <w:hyperlink w:history="1" r:id="rIdcntvhcmbitgrvqpabztbn">
               <w:r>
                 <w:rPr>
                   <w:rFonts w:ascii="Arial" w:cs="Arial" w:eastAsia="Arial" w:hAnsi="Arial"/>
@@ -8023,7 +8023,7 @@
               <w:spacing w:after="10" w:before="0"/>
               <w:ind w:left="120"/>
             </w:pPr>
-            <w:hyperlink w:history="1" r:id="rIdevl6nynnonndkggch4nw1">
+            <w:hyperlink w:history="1" r:id="rIdi0i9sux7vubgwil2wmmnj">
               <w:r>
                 <w:rPr>
                   <w:rFonts w:ascii="Arial" w:cs="Arial" w:eastAsia="Arial" w:hAnsi="Arial"/>
@@ -8068,7 +8068,7 @@
             <w:pPr>
               <w:spacing w:after="20" w:before="0"/>
             </w:pPr>
-            <w:hyperlink w:history="1" r:id="rIdzak3og4rke3qimjqaqfib">
+            <w:hyperlink w:history="1" r:id="rIdjhfvpfr0eustam2igypnk">
               <w:r>
                 <w:rPr>
                   <w:rFonts w:ascii="Arial" w:cs="Arial" w:eastAsia="Arial" w:hAnsi="Arial"/>
@@ -8101,7 +8101,7 @@
               <w:spacing w:after="10" w:before="0"/>
               <w:ind w:left="120"/>
             </w:pPr>
-            <w:hyperlink w:history="1" r:id="rIdmb6ti8abeqsot98eappqr">
+            <w:hyperlink w:history="1" r:id="rIdn2anfepoi5gqc52yzgfbs">
               <w:r>
                 <w:rPr>
                   <w:rFonts w:ascii="Arial" w:cs="Arial" w:eastAsia="Arial" w:hAnsi="Arial"/>
@@ -8726,7 +8726,7 @@
         </w:rPr>
         <w:t xml:space="preserve">© 2026 SeaVuria and ARES. Aligned with KICD objectives. Developed by SeaVuria; technical implementation by ARES (with AI assistance from Claude). Licensed under </w:t>
       </w:r>
-      <w:hyperlink w:history="1" r:id="rIduqrzbysdcplgtqiamx_sk">
+      <w:hyperlink w:history="1" r:id="rIdfnwt1sx9e5pvirgh7lkre">
         <w:r>
           <w:rPr>
             <w:rFonts w:ascii="Arial" w:cs="Arial" w:eastAsia="Arial" w:hAnsi="Arial"/>
@@ -8747,7 +8747,7 @@
         </w:rPr>
         <w:t xml:space="preserve"> (</w:t>
       </w:r>
-      <w:hyperlink w:history="1" r:id="rIdlkcbafolpsy-k7zq3xvv2">
+      <w:hyperlink w:history="1" r:id="rIde6u5ksln2ladeo77a79vz">
         <w:r>
           <w:rPr>
             <w:rFonts w:ascii="Arial" w:cs="Arial" w:eastAsia="Arial" w:hAnsi="Arial"/>
@@ -9787,7 +9787,7 @@
             <w:pPr>
               <w:spacing w:after="20" w:before="0"/>
             </w:pPr>
-            <w:hyperlink w:history="1" r:id="rIdak2kkpc-mnlh6c-owl9eu">
+            <w:hyperlink w:history="1" r:id="rIdkeashqzkvuksbfqwinbwx">
               <w:r>
                 <w:rPr>
                   <w:rFonts w:ascii="Arial" w:cs="Arial" w:eastAsia="Arial" w:hAnsi="Arial"/>
@@ -9820,7 +9820,7 @@
               <w:spacing w:after="10" w:before="0"/>
               <w:ind w:left="120"/>
             </w:pPr>
-            <w:hyperlink w:history="1" r:id="rIdtckwzmb-af-rvtnjauyn8">
+            <w:hyperlink w:history="1" r:id="rIdxthloo11f1jp4bkj16vdz">
               <w:r>
                 <w:rPr>
                   <w:rFonts w:ascii="Arial" w:cs="Arial" w:eastAsia="Arial" w:hAnsi="Arial"/>
@@ -9865,7 +9865,7 @@
             <w:pPr>
               <w:spacing w:after="20" w:before="0"/>
             </w:pPr>
-            <w:hyperlink w:history="1" r:id="rIdeabduqlx3h-bfpyfyp8l4">
+            <w:hyperlink w:history="1" r:id="rIdd3qibgn-dinso-rmvmok5">
               <w:r>
                 <w:rPr>
                   <w:rFonts w:ascii="Arial" w:cs="Arial" w:eastAsia="Arial" w:hAnsi="Arial"/>
@@ -9898,7 +9898,7 @@
               <w:spacing w:after="10" w:before="0"/>
               <w:ind w:left="120"/>
             </w:pPr>
-            <w:hyperlink w:history="1" r:id="rIdpfqc18ihx37_rxa2wapyi">
+            <w:hyperlink w:history="1" r:id="rIdnhyfbgkjavknzca5hxjjl">
               <w:r>
                 <w:rPr>
                   <w:rFonts w:ascii="Arial" w:cs="Arial" w:eastAsia="Arial" w:hAnsi="Arial"/>
@@ -10098,7 +10098,7 @@
             <w:pPr>
               <w:spacing w:after="20" w:before="0"/>
             </w:pPr>
-            <w:hyperlink w:history="1" r:id="rIdyriz-3pnbagda1srzpavv">
+            <w:hyperlink w:history="1" r:id="rIdnws5ktnyuw_m2fdev_yqf">
               <w:r>
                 <w:rPr>
                   <w:rFonts w:ascii="Arial" w:cs="Arial" w:eastAsia="Arial" w:hAnsi="Arial"/>
@@ -10131,7 +10131,7 @@
               <w:spacing w:after="10" w:before="0"/>
               <w:ind w:left="120"/>
             </w:pPr>
-            <w:hyperlink w:history="1" r:id="rId7zfslnszitez_dae8dzww">
+            <w:hyperlink w:history="1" r:id="rIdb2v9fus60xqagxesghlv3">
               <w:r>
                 <w:rPr>
                   <w:rFonts w:ascii="Arial" w:cs="Arial" w:eastAsia="Arial" w:hAnsi="Arial"/>
@@ -10176,7 +10176,7 @@
             <w:pPr>
               <w:spacing w:after="20" w:before="0"/>
             </w:pPr>
-            <w:hyperlink w:history="1" r:id="rIdktjrihvqfuvpmudh7ev3m">
+            <w:hyperlink w:history="1" r:id="rIdiaqmtudbkr6m3cnqpnm-j">
               <w:r>
                 <w:rPr>
                   <w:rFonts w:ascii="Arial" w:cs="Arial" w:eastAsia="Arial" w:hAnsi="Arial"/>
@@ -10209,7 +10209,7 @@
               <w:spacing w:after="10" w:before="0"/>
               <w:ind w:left="120"/>
             </w:pPr>
-            <w:hyperlink w:history="1" r:id="rId88wl_4sgukiniwbe34u_j">
+            <w:hyperlink w:history="1" r:id="rIdhiac-z3h5aw36daxl6rbw">
               <w:r>
                 <w:rPr>
                   <w:rFonts w:ascii="Arial" w:cs="Arial" w:eastAsia="Arial" w:hAnsi="Arial"/>
@@ -10409,7 +10409,7 @@
             <w:pPr>
               <w:spacing w:after="20" w:before="0"/>
             </w:pPr>
-            <w:hyperlink w:history="1" r:id="rIdfzcsqqu80fzxml9dy4wlu">
+            <w:hyperlink w:history="1" r:id="rIdgf1ya9yzktaxxbdy9wf0u">
               <w:r>
                 <w:rPr>
                   <w:rFonts w:ascii="Arial" w:cs="Arial" w:eastAsia="Arial" w:hAnsi="Arial"/>
@@ -10442,7 +10442,7 @@
               <w:spacing w:after="10" w:before="0"/>
               <w:ind w:left="120"/>
             </w:pPr>
-            <w:hyperlink w:history="1" r:id="rIdgzo0oz_eud6y0sxyd0qvn">
+            <w:hyperlink w:history="1" r:id="rIdre5qnwqbab2bojmxyoi9a">
               <w:r>
                 <w:rPr>
                   <w:rFonts w:ascii="Arial" w:cs="Arial" w:eastAsia="Arial" w:hAnsi="Arial"/>
@@ -10487,7 +10487,7 @@
             <w:pPr>
               <w:spacing w:after="20" w:before="0"/>
             </w:pPr>
-            <w:hyperlink w:history="1" r:id="rIdrkbpf9yomph8omyzomith">
+            <w:hyperlink w:history="1" r:id="rIdpfdubzsbwyqxkrbuodaxq">
               <w:r>
                 <w:rPr>
                   <w:rFonts w:ascii="Arial" w:cs="Arial" w:eastAsia="Arial" w:hAnsi="Arial"/>
@@ -10520,7 +10520,7 @@
               <w:spacing w:after="10" w:before="0"/>
               <w:ind w:left="120"/>
             </w:pPr>
-            <w:hyperlink w:history="1" r:id="rIdqfytep71sh2dacl45jtft">
+            <w:hyperlink w:history="1" r:id="rIdau6vzrly2jib8ijmsyzlt">
               <w:r>
                 <w:rPr>
                   <w:rFonts w:ascii="Arial" w:cs="Arial" w:eastAsia="Arial" w:hAnsi="Arial"/>
@@ -10720,7 +10720,7 @@
             <w:pPr>
               <w:spacing w:after="20" w:before="0"/>
             </w:pPr>
-            <w:hyperlink w:history="1" r:id="rIdj94iz2osh2fjrb1i0zlhn">
+            <w:hyperlink w:history="1" r:id="rIdfg8qm-ktmkrkeukoaqltv">
               <w:r>
                 <w:rPr>
                   <w:rFonts w:ascii="Arial" w:cs="Arial" w:eastAsia="Arial" w:hAnsi="Arial"/>
@@ -10753,7 +10753,7 @@
               <w:spacing w:after="10" w:before="0"/>
               <w:ind w:left="120"/>
             </w:pPr>
-            <w:hyperlink w:history="1" r:id="rIdxxwi-ysqpdrjekjtx4dwv">
+            <w:hyperlink w:history="1" r:id="rId0nqh5qj6ulibpkdfte-q4">
               <w:r>
                 <w:rPr>
                   <w:rFonts w:ascii="Arial" w:cs="Arial" w:eastAsia="Arial" w:hAnsi="Arial"/>
@@ -10798,7 +10798,7 @@
             <w:pPr>
               <w:spacing w:after="20" w:before="0"/>
             </w:pPr>
-            <w:hyperlink w:history="1" r:id="rId0ykfrav8kqpzbe7vklgfh">
+            <w:hyperlink w:history="1" r:id="rIdox3hj8vr7ivvrbog-3ryv">
               <w:r>
                 <w:rPr>
                   <w:rFonts w:ascii="Arial" w:cs="Arial" w:eastAsia="Arial" w:hAnsi="Arial"/>
@@ -10831,7 +10831,7 @@
               <w:spacing w:after="10" w:before="0"/>
               <w:ind w:left="120"/>
             </w:pPr>
-            <w:hyperlink w:history="1" r:id="rIdbnitdgmwitbfksfiwthxu">
+            <w:hyperlink w:history="1" r:id="rIdi7npxfhnfpxmt_5yw5poz">
               <w:r>
                 <w:rPr>
                   <w:rFonts w:ascii="Arial" w:cs="Arial" w:eastAsia="Arial" w:hAnsi="Arial"/>
@@ -11031,7 +11031,7 @@
             <w:pPr>
               <w:spacing w:after="20" w:before="0"/>
             </w:pPr>
-            <w:hyperlink w:history="1" r:id="rIdfk4a1eykjs4sunsqk-o9q">
+            <w:hyperlink w:history="1" r:id="rIdmrufkjutgdqrulgqfugja">
               <w:r>
                 <w:rPr>
                   <w:rFonts w:ascii="Arial" w:cs="Arial" w:eastAsia="Arial" w:hAnsi="Arial"/>
@@ -11080,7 +11080,7 @@
               <w:spacing w:after="10" w:before="0"/>
               <w:ind w:left="120"/>
             </w:pPr>
-            <w:hyperlink w:history="1" r:id="rIdg2bpuebxiplyfkxr7jdib">
+            <w:hyperlink w:history="1" r:id="rIdcjgblv3raegwzfeg4pak-">
               <w:r>
                 <w:rPr>
                   <w:rFonts w:ascii="Arial" w:cs="Arial" w:eastAsia="Arial" w:hAnsi="Arial"/>
@@ -11125,7 +11125,7 @@
             <w:pPr>
               <w:spacing w:after="20" w:before="0"/>
             </w:pPr>
-            <w:hyperlink w:history="1" r:id="rId5qynxcfs3ca8rj-4_nyr1">
+            <w:hyperlink w:history="1" r:id="rIdvlwc4-lrbye8mtbek4rx-">
               <w:r>
                 <w:rPr>
                   <w:rFonts w:ascii="Arial" w:cs="Arial" w:eastAsia="Arial" w:hAnsi="Arial"/>
@@ -11158,7 +11158,7 @@
               <w:spacing w:after="10" w:before="0"/>
               <w:ind w:left="120"/>
             </w:pPr>
-            <w:hyperlink w:history="1" r:id="rIddnqhwc6dcqfw0nkqczts7">
+            <w:hyperlink w:history="1" r:id="rIdapi7ra1r689_jwf9zxvuq">
               <w:r>
                 <w:rPr>
                   <w:rFonts w:ascii="Arial" w:cs="Arial" w:eastAsia="Arial" w:hAnsi="Arial"/>
@@ -11803,7 +11803,7 @@
         </w:rPr>
         <w:t xml:space="preserve">© 2026 SeaVuria and ARES. Aligned with KICD objectives. Developed by SeaVuria; technical implementation by ARES (with AI assistance from Claude). Licensed under </w:t>
       </w:r>
-      <w:hyperlink w:history="1" r:id="rIdut4nbwtwydrgmprxsxj8l">
+      <w:hyperlink w:history="1" r:id="rIddqjghzue4vsyahfxxzrv6">
         <w:r>
           <w:rPr>
             <w:rFonts w:ascii="Arial" w:cs="Arial" w:eastAsia="Arial" w:hAnsi="Arial"/>
@@ -11824,7 +11824,7 @@
         </w:rPr>
         <w:t xml:space="preserve"> (</w:t>
       </w:r>
-      <w:hyperlink w:history="1" r:id="rIdwekwhulmbfawdyy4krzlq">
+      <w:hyperlink w:history="1" r:id="rIdu2vbddjfc_qb8dhmflazo">
         <w:r>
           <w:rPr>
             <w:rFonts w:ascii="Arial" w:cs="Arial" w:eastAsia="Arial" w:hAnsi="Arial"/>
@@ -12864,7 +12864,7 @@
             <w:pPr>
               <w:spacing w:after="20" w:before="0"/>
             </w:pPr>
-            <w:hyperlink w:history="1" r:id="rIdod_oz7w3y9a4a3dsu0yco">
+            <w:hyperlink w:history="1" r:id="rIdlqmqj7lfeimbco5xhxjgd">
               <w:r>
                 <w:rPr>
                   <w:rFonts w:ascii="Arial" w:cs="Arial" w:eastAsia="Arial" w:hAnsi="Arial"/>
@@ -12897,7 +12897,7 @@
               <w:spacing w:after="10" w:before="0"/>
               <w:ind w:left="120"/>
             </w:pPr>
-            <w:hyperlink w:history="1" r:id="rIdnb6icqj0tsqvgwn6jruxo">
+            <w:hyperlink w:history="1" r:id="rIdobd5eeatctpznl3-xnohm">
               <w:r>
                 <w:rPr>
                   <w:rFonts w:ascii="Arial" w:cs="Arial" w:eastAsia="Arial" w:hAnsi="Arial"/>
@@ -12942,7 +12942,7 @@
             <w:pPr>
               <w:spacing w:after="20" w:before="0"/>
             </w:pPr>
-            <w:hyperlink w:history="1" r:id="rIdd573kodw6yug1zo8kbmtd">
+            <w:hyperlink w:history="1" r:id="rIdluinwf9jj4mb1fdr87xrs">
               <w:r>
                 <w:rPr>
                   <w:rFonts w:ascii="Arial" w:cs="Arial" w:eastAsia="Arial" w:hAnsi="Arial"/>
@@ -12975,7 +12975,7 @@
               <w:spacing w:after="10" w:before="0"/>
               <w:ind w:left="120"/>
             </w:pPr>
-            <w:hyperlink w:history="1" r:id="rIdfb6yd3i8y0b-tba1wurx8">
+            <w:hyperlink w:history="1" r:id="rIdeqs_4msnpusza5vpxokbp">
               <w:r>
                 <w:rPr>
                   <w:rFonts w:ascii="Arial" w:cs="Arial" w:eastAsia="Arial" w:hAnsi="Arial"/>
@@ -13175,7 +13175,7 @@
             <w:pPr>
               <w:spacing w:after="20" w:before="0"/>
             </w:pPr>
-            <w:hyperlink w:history="1" r:id="rIdeoidv-byjbvhrgl0zzjsq">
+            <w:hyperlink w:history="1" r:id="rIdkazt3pkqdlxocl5utavxk">
               <w:r>
                 <w:rPr>
                   <w:rFonts w:ascii="Arial" w:cs="Arial" w:eastAsia="Arial" w:hAnsi="Arial"/>
@@ -13208,7 +13208,7 @@
               <w:spacing w:after="10" w:before="0"/>
               <w:ind w:left="120"/>
             </w:pPr>
-            <w:hyperlink w:history="1" r:id="rIdqkvyxhywqo-bmj75viq-v">
+            <w:hyperlink w:history="1" r:id="rIdv4j0e-8hzgogqbu2ogfll">
               <w:r>
                 <w:rPr>
                   <w:rFonts w:ascii="Arial" w:cs="Arial" w:eastAsia="Arial" w:hAnsi="Arial"/>
@@ -13253,7 +13253,7 @@
             <w:pPr>
               <w:spacing w:after="20" w:before="0"/>
             </w:pPr>
-            <w:hyperlink w:history="1" r:id="rIdcybjtumathehiguwtkwf8">
+            <w:hyperlink w:history="1" r:id="rIdwe1glxse1q9rlqzwhyujc">
               <w:r>
                 <w:rPr>
                   <w:rFonts w:ascii="Arial" w:cs="Arial" w:eastAsia="Arial" w:hAnsi="Arial"/>
@@ -13286,7 +13286,7 @@
               <w:spacing w:after="10" w:before="0"/>
               <w:ind w:left="120"/>
             </w:pPr>
-            <w:hyperlink w:history="1" r:id="rIde7tkhchs_udqkjripmljs">
+            <w:hyperlink w:history="1" r:id="rIdz2c6kmkhx9y7v224zfrbl">
               <w:r>
                 <w:rPr>
                   <w:rFonts w:ascii="Arial" w:cs="Arial" w:eastAsia="Arial" w:hAnsi="Arial"/>
@@ -13486,7 +13486,7 @@
             <w:pPr>
               <w:spacing w:after="20" w:before="0"/>
             </w:pPr>
-            <w:hyperlink w:history="1" r:id="rIdcpspvwgnodahj4hr7f4vt">
+            <w:hyperlink w:history="1" r:id="rIdlglox4t_pces-axi-ehxg">
               <w:r>
                 <w:rPr>
                   <w:rFonts w:ascii="Arial" w:cs="Arial" w:eastAsia="Arial" w:hAnsi="Arial"/>
@@ -13519,7 +13519,7 @@
               <w:spacing w:after="10" w:before="0"/>
               <w:ind w:left="120"/>
             </w:pPr>
-            <w:hyperlink w:history="1" r:id="rIdjhk57_sr22mxes31rvqkz">
+            <w:hyperlink w:history="1" r:id="rIdknc0sdctnoelrwwoih_al">
               <w:r>
                 <w:rPr>
                   <w:rFonts w:ascii="Arial" w:cs="Arial" w:eastAsia="Arial" w:hAnsi="Arial"/>
@@ -13564,7 +13564,7 @@
             <w:pPr>
               <w:spacing w:after="20" w:before="0"/>
             </w:pPr>
-            <w:hyperlink w:history="1" r:id="rIdy1-lglsmph9wkrv5wbtwj">
+            <w:hyperlink w:history="1" r:id="rId3ter2u14auovrmnvmezxc">
               <w:r>
                 <w:rPr>
                   <w:rFonts w:ascii="Arial" w:cs="Arial" w:eastAsia="Arial" w:hAnsi="Arial"/>
@@ -13597,7 +13597,7 @@
               <w:spacing w:after="10" w:before="0"/>
               <w:ind w:left="120"/>
             </w:pPr>
-            <w:hyperlink w:history="1" r:id="rIdgklqs0emun6vbsbl0wntc">
+            <w:hyperlink w:history="1" r:id="rIdanfo3aci6yz32duqofxvp">
               <w:r>
                 <w:rPr>
                   <w:rFonts w:ascii="Arial" w:cs="Arial" w:eastAsia="Arial" w:hAnsi="Arial"/>
@@ -13797,7 +13797,7 @@
             <w:pPr>
               <w:spacing w:after="20" w:before="0"/>
             </w:pPr>
-            <w:hyperlink w:history="1" r:id="rId5qsw7g4fw4_ko22n0kzaq">
+            <w:hyperlink w:history="1" r:id="rIdq9zpf6b4iiaxnxsrs1pnn">
               <w:r>
                 <w:rPr>
                   <w:rFonts w:ascii="Arial" w:cs="Arial" w:eastAsia="Arial" w:hAnsi="Arial"/>
@@ -13830,7 +13830,7 @@
               <w:spacing w:after="10" w:before="0"/>
               <w:ind w:left="120"/>
             </w:pPr>
-            <w:hyperlink w:history="1" r:id="rIdicqjhydn9xrtyosbkqrge">
+            <w:hyperlink w:history="1" r:id="rIdpamjju_ppyos9zikys9xi">
               <w:r>
                 <w:rPr>
                   <w:rFonts w:ascii="Arial" w:cs="Arial" w:eastAsia="Arial" w:hAnsi="Arial"/>
@@ -13875,7 +13875,7 @@
             <w:pPr>
               <w:spacing w:after="20" w:before="0"/>
             </w:pPr>
-            <w:hyperlink w:history="1" r:id="rIdrec0sjcxfwimd2ws1nr6l">
+            <w:hyperlink w:history="1" r:id="rIdqv3t0fsnn7wzcpwuwgbs7">
               <w:r>
                 <w:rPr>
                   <w:rFonts w:ascii="Arial" w:cs="Arial" w:eastAsia="Arial" w:hAnsi="Arial"/>
@@ -13908,7 +13908,7 @@
               <w:spacing w:after="10" w:before="0"/>
               <w:ind w:left="120"/>
             </w:pPr>
-            <w:hyperlink w:history="1" r:id="rIdt3q-e4y87gmt2nndifmj6">
+            <w:hyperlink w:history="1" r:id="rIdf62euyyealpvkfs-ffy2z">
               <w:r>
                 <w:rPr>
                   <w:rFonts w:ascii="Arial" w:cs="Arial" w:eastAsia="Arial" w:hAnsi="Arial"/>
@@ -14108,7 +14108,7 @@
             <w:pPr>
               <w:spacing w:after="20" w:before="0"/>
             </w:pPr>
-            <w:hyperlink w:history="1" r:id="rIdr6jdgejriwixagmhkcr5s">
+            <w:hyperlink w:history="1" r:id="rIdqycejyphocuiozv833xwq">
               <w:r>
                 <w:rPr>
                   <w:rFonts w:ascii="Arial" w:cs="Arial" w:eastAsia="Arial" w:hAnsi="Arial"/>
@@ -14141,7 +14141,7 @@
               <w:spacing w:after="10" w:before="0"/>
               <w:ind w:left="120"/>
             </w:pPr>
-            <w:hyperlink w:history="1" r:id="rIdagt1xs3l80srri_eljtgz">
+            <w:hyperlink w:history="1" r:id="rIdcibhqsqknbnjwo-ybstup">
               <w:r>
                 <w:rPr>
                   <w:rFonts w:ascii="Arial" w:cs="Arial" w:eastAsia="Arial" w:hAnsi="Arial"/>
@@ -14186,7 +14186,7 @@
             <w:pPr>
               <w:spacing w:after="20" w:before="0"/>
             </w:pPr>
-            <w:hyperlink w:history="1" r:id="rIdkeyhq9bh6mwhmmpdbkmkv">
+            <w:hyperlink w:history="1" r:id="rIdj1zaruy7btkwl_i0jnjeg">
               <w:r>
                 <w:rPr>
                   <w:rFonts w:ascii="Arial" w:cs="Arial" w:eastAsia="Arial" w:hAnsi="Arial"/>
@@ -14219,7 +14219,7 @@
               <w:spacing w:after="10" w:before="0"/>
               <w:ind w:left="120"/>
             </w:pPr>
-            <w:hyperlink w:history="1" r:id="rIdf-zx7eotolfwwr0l602yb">
+            <w:hyperlink w:history="1" r:id="rIdm2z9dvsxdakotticumry5">
               <w:r>
                 <w:rPr>
                   <w:rFonts w:ascii="Arial" w:cs="Arial" w:eastAsia="Arial" w:hAnsi="Arial"/>
@@ -14744,7 +14744,7 @@
         </w:rPr>
         <w:t xml:space="preserve">© 2026 SeaVuria and ARES. Aligned with KICD objectives. Developed by SeaVuria; technical implementation by ARES (with AI assistance from Claude). Licensed under </w:t>
       </w:r>
-      <w:hyperlink w:history="1" r:id="rIdwbubkomo5mephipvchrnn">
+      <w:hyperlink w:history="1" r:id="rId1ruatjwo0jtjt5ytfjzue">
         <w:r>
           <w:rPr>
             <w:rFonts w:ascii="Arial" w:cs="Arial" w:eastAsia="Arial" w:hAnsi="Arial"/>
@@ -14765,7 +14765,7 @@
         </w:rPr>
         <w:t xml:space="preserve"> (</w:t>
       </w:r>
-      <w:hyperlink w:history="1" r:id="rIdkuvifepaciidacvy-46ic">
+      <w:hyperlink w:history="1" r:id="rIdv8y746emcogmwl8mwryz3">
         <w:r>
           <w:rPr>
             <w:rFonts w:ascii="Arial" w:cs="Arial" w:eastAsia="Arial" w:hAnsi="Arial"/>
@@ -15805,7 +15805,7 @@
             <w:pPr>
               <w:spacing w:after="20" w:before="0"/>
             </w:pPr>
-            <w:hyperlink w:history="1" r:id="rIdt_74tfqn_t6q8ij9la8wf">
+            <w:hyperlink w:history="1" r:id="rIdzcqpdvz3-jtxdmnlwbz4f">
               <w:r>
                 <w:rPr>
                   <w:rFonts w:ascii="Arial" w:cs="Arial" w:eastAsia="Arial" w:hAnsi="Arial"/>
@@ -15838,7 +15838,7 @@
               <w:spacing w:after="10" w:before="0"/>
               <w:ind w:left="120"/>
             </w:pPr>
-            <w:hyperlink w:history="1" r:id="rIdhgaxwpvx7rzgrubd0gxrl">
+            <w:hyperlink w:history="1" r:id="rIdfl5mervq5fqoi78jruhc-">
               <w:r>
                 <w:rPr>
                   <w:rFonts w:ascii="Arial" w:cs="Arial" w:eastAsia="Arial" w:hAnsi="Arial"/>
@@ -15883,7 +15883,7 @@
             <w:pPr>
               <w:spacing w:after="20" w:before="0"/>
             </w:pPr>
-            <w:hyperlink w:history="1" r:id="rIdmusiqawtjza_oy79gndo-">
+            <w:hyperlink w:history="1" r:id="rIdlrkkakpmjpxecybdgahqf">
               <w:r>
                 <w:rPr>
                   <w:rFonts w:ascii="Arial" w:cs="Arial" w:eastAsia="Arial" w:hAnsi="Arial"/>
@@ -15916,7 +15916,7 @@
               <w:spacing w:after="10" w:before="0"/>
               <w:ind w:left="120"/>
             </w:pPr>
-            <w:hyperlink w:history="1" r:id="rIdkdvls_cwdwuz18wclno1v">
+            <w:hyperlink w:history="1" r:id="rIdbguys6xi6wi9nzk9xul6x">
               <w:r>
                 <w:rPr>
                   <w:rFonts w:ascii="Arial" w:cs="Arial" w:eastAsia="Arial" w:hAnsi="Arial"/>
@@ -16116,7 +16116,7 @@
             <w:pPr>
               <w:spacing w:after="20" w:before="0"/>
             </w:pPr>
-            <w:hyperlink w:history="1" r:id="rId7-rzwfe65uaxncaymxxl5">
+            <w:hyperlink w:history="1" r:id="rId697iovp8vrjvmn2nsp7tb">
               <w:r>
                 <w:rPr>
                   <w:rFonts w:ascii="Arial" w:cs="Arial" w:eastAsia="Arial" w:hAnsi="Arial"/>
@@ -16149,7 +16149,7 @@
               <w:spacing w:after="10" w:before="0"/>
               <w:ind w:left="120"/>
             </w:pPr>
-            <w:hyperlink w:history="1" r:id="rId2zsmgzflovn-xxdqtaohj">
+            <w:hyperlink w:history="1" r:id="rIdfdp2w4uszmnh49b1o5hyw">
               <w:r>
                 <w:rPr>
                   <w:rFonts w:ascii="Arial" w:cs="Arial" w:eastAsia="Arial" w:hAnsi="Arial"/>
@@ -16194,7 +16194,7 @@
             <w:pPr>
               <w:spacing w:after="20" w:before="0"/>
             </w:pPr>
-            <w:hyperlink w:history="1" r:id="rIdicnyudztv3x4ungfwds_u">
+            <w:hyperlink w:history="1" r:id="rIdxonryppev_xvmpmcvyx2i">
               <w:r>
                 <w:rPr>
                   <w:rFonts w:ascii="Arial" w:cs="Arial" w:eastAsia="Arial" w:hAnsi="Arial"/>
@@ -16227,7 +16227,7 @@
               <w:spacing w:after="10" w:before="0"/>
               <w:ind w:left="120"/>
             </w:pPr>
-            <w:hyperlink w:history="1" r:id="rIdmnn5lyomhufsg1zf0fiuk">
+            <w:hyperlink w:history="1" r:id="rId1zp6p5fpwoah4cy2htxvb">
               <w:r>
                 <w:rPr>
                   <w:rFonts w:ascii="Arial" w:cs="Arial" w:eastAsia="Arial" w:hAnsi="Arial"/>
@@ -16427,7 +16427,7 @@
             <w:pPr>
               <w:spacing w:after="20" w:before="0"/>
             </w:pPr>
-            <w:hyperlink w:history="1" r:id="rIdjw-n0fsb5n4e3aqr8qwmq">
+            <w:hyperlink w:history="1" r:id="rId62yh9lvbtbid-dyefzsf4">
               <w:r>
                 <w:rPr>
                   <w:rFonts w:ascii="Arial" w:cs="Arial" w:eastAsia="Arial" w:hAnsi="Arial"/>
@@ -16476,7 +16476,7 @@
               <w:spacing w:after="10" w:before="0"/>
               <w:ind w:left="120"/>
             </w:pPr>
-            <w:hyperlink w:history="1" r:id="rIdms7lzpejekqydevemlebz">
+            <w:hyperlink w:history="1" r:id="rIdb4fnfzijai1xv_yptvqcb">
               <w:r>
                 <w:rPr>
                   <w:rFonts w:ascii="Arial" w:cs="Arial" w:eastAsia="Arial" w:hAnsi="Arial"/>
@@ -16521,7 +16521,7 @@
             <w:pPr>
               <w:spacing w:after="20" w:before="0"/>
             </w:pPr>
-            <w:hyperlink w:history="1" r:id="rIdkqlo_nost4toy-assozkl">
+            <w:hyperlink w:history="1" r:id="rIdyuenaitxatuojdu9wveie">
               <w:r>
                 <w:rPr>
                   <w:rFonts w:ascii="Arial" w:cs="Arial" w:eastAsia="Arial" w:hAnsi="Arial"/>
@@ -16554,7 +16554,7 @@
               <w:spacing w:after="10" w:before="0"/>
               <w:ind w:left="120"/>
             </w:pPr>
-            <w:hyperlink w:history="1" r:id="rIdbuoynnjogwpnvpbtqztb6">
+            <w:hyperlink w:history="1" r:id="rIdrxxu2xc8hwt9kohao5_nt">
               <w:r>
                 <w:rPr>
                   <w:rFonts w:ascii="Arial" w:cs="Arial" w:eastAsia="Arial" w:hAnsi="Arial"/>
@@ -16754,7 +16754,7 @@
             <w:pPr>
               <w:spacing w:after="20" w:before="0"/>
             </w:pPr>
-            <w:hyperlink w:history="1" r:id="rId7v4lgn11v34xsxsrjoomm">
+            <w:hyperlink w:history="1" r:id="rIdnpjsyy-puyguj1wwqxlqz">
               <w:r>
                 <w:rPr>
                   <w:rFonts w:ascii="Arial" w:cs="Arial" w:eastAsia="Arial" w:hAnsi="Arial"/>
@@ -16803,7 +16803,7 @@
               <w:spacing w:after="10" w:before="0"/>
               <w:ind w:left="120"/>
             </w:pPr>
-            <w:hyperlink w:history="1" r:id="rIdrygebptsjsrduqz7jxxma">
+            <w:hyperlink w:history="1" r:id="rIdufh0exji6tztvi3matxna">
               <w:r>
                 <w:rPr>
                   <w:rFonts w:ascii="Arial" w:cs="Arial" w:eastAsia="Arial" w:hAnsi="Arial"/>
@@ -16848,7 +16848,7 @@
             <w:pPr>
               <w:spacing w:after="20" w:before="0"/>
             </w:pPr>
-            <w:hyperlink w:history="1" r:id="rIdqqmtbv5zxfgmeusrgglew">
+            <w:hyperlink w:history="1" r:id="rIdfcmkatvtcppzz30_k4v-a">
               <w:r>
                 <w:rPr>
                   <w:rFonts w:ascii="Arial" w:cs="Arial" w:eastAsia="Arial" w:hAnsi="Arial"/>
@@ -16881,7 +16881,7 @@
               <w:spacing w:after="10" w:before="0"/>
               <w:ind w:left="120"/>
             </w:pPr>
-            <w:hyperlink w:history="1" r:id="rId4bbuvxzr2aprkncbn2ebc">
+            <w:hyperlink w:history="1" r:id="rIdwe6tleu9w0yqyohqxpdaw">
               <w:r>
                 <w:rPr>
                   <w:rFonts w:ascii="Arial" w:cs="Arial" w:eastAsia="Arial" w:hAnsi="Arial"/>
@@ -17081,7 +17081,7 @@
             <w:pPr>
               <w:spacing w:after="20" w:before="0"/>
             </w:pPr>
-            <w:hyperlink w:history="1" r:id="rIdlwjwce8brxgaexuipd4n1">
+            <w:hyperlink w:history="1" r:id="rIdw09k8hog4wihaw7ac-xrz">
               <w:r>
                 <w:rPr>
                   <w:rFonts w:ascii="Arial" w:cs="Arial" w:eastAsia="Arial" w:hAnsi="Arial"/>
@@ -17130,7 +17130,7 @@
               <w:spacing w:after="10" w:before="0"/>
               <w:ind w:left="120"/>
             </w:pPr>
-            <w:hyperlink w:history="1" r:id="rIduuwcfr51r0ifb7o9r3sge">
+            <w:hyperlink w:history="1" r:id="rIddor9mu8ogli1m2ig2neur">
               <w:r>
                 <w:rPr>
                   <w:rFonts w:ascii="Arial" w:cs="Arial" w:eastAsia="Arial" w:hAnsi="Arial"/>
@@ -17175,7 +17175,7 @@
             <w:pPr>
               <w:spacing w:after="20" w:before="0"/>
             </w:pPr>
-            <w:hyperlink w:history="1" r:id="rId5v70y4lugbcirppquzfaf">
+            <w:hyperlink w:history="1" r:id="rIdto_tyul-v2acencnz1a7c">
               <w:r>
                 <w:rPr>
                   <w:rFonts w:ascii="Arial" w:cs="Arial" w:eastAsia="Arial" w:hAnsi="Arial"/>
@@ -17208,7 +17208,7 @@
               <w:spacing w:after="10" w:before="0"/>
               <w:ind w:left="120"/>
             </w:pPr>
-            <w:hyperlink w:history="1" r:id="rIdclrdaxmwq9eive5kepo1d">
+            <w:hyperlink w:history="1" r:id="rIddeunmgicl_lxnradvgbe3">
               <w:r>
                 <w:rPr>
                   <w:rFonts w:ascii="Arial" w:cs="Arial" w:eastAsia="Arial" w:hAnsi="Arial"/>
@@ -17733,7 +17733,7 @@
         </w:rPr>
         <w:t xml:space="preserve">© 2026 SeaVuria and ARES. Aligned with KICD objectives. Developed by SeaVuria; technical implementation by ARES (with AI assistance from Claude). Licensed under </w:t>
       </w:r>
-      <w:hyperlink w:history="1" r:id="rId-also5hczxpgz779cabza">
+      <w:hyperlink w:history="1" r:id="rIdct0nsdyyfabjnpudnu1lx">
         <w:r>
           <w:rPr>
             <w:rFonts w:ascii="Arial" w:cs="Arial" w:eastAsia="Arial" w:hAnsi="Arial"/>
@@ -17754,7 +17754,7 @@
         </w:rPr>
         <w:t xml:space="preserve"> (</w:t>
       </w:r>
-      <w:hyperlink w:history="1" r:id="rId_her2jo1iyaxayzzzhwcg">
+      <w:hyperlink w:history="1" r:id="rIdlcmjcq2nsdfjosqpdjbei">
         <w:r>
           <w:rPr>
             <w:rFonts w:ascii="Arial" w:cs="Arial" w:eastAsia="Arial" w:hAnsi="Arial"/>
@@ -18794,7 +18794,7 @@
             <w:pPr>
               <w:spacing w:after="20" w:before="0"/>
             </w:pPr>
-            <w:hyperlink w:history="1" r:id="rId4surhhnpcqjwsijnrrkb3">
+            <w:hyperlink w:history="1" r:id="rIddxljr-vselcoi6yqngc-j">
               <w:r>
                 <w:rPr>
                   <w:rFonts w:ascii="Arial" w:cs="Arial" w:eastAsia="Arial" w:hAnsi="Arial"/>
@@ -18843,7 +18843,7 @@
               <w:spacing w:after="10" w:before="0"/>
               <w:ind w:left="120"/>
             </w:pPr>
-            <w:hyperlink w:history="1" r:id="rIdxi5zsduqt5bmuadeuzfpw">
+            <w:hyperlink w:history="1" r:id="rId72c3n67cxk4hlttjqn5ps">
               <w:r>
                 <w:rPr>
                   <w:rFonts w:ascii="Arial" w:cs="Arial" w:eastAsia="Arial" w:hAnsi="Arial"/>
@@ -18888,7 +18888,7 @@
             <w:pPr>
               <w:spacing w:after="20" w:before="0"/>
             </w:pPr>
-            <w:hyperlink w:history="1" r:id="rIdqd4viemlxzkx-c954vmye">
+            <w:hyperlink w:history="1" r:id="rIda5j84wmmhxkzyjldss1ni">
               <w:r>
                 <w:rPr>
                   <w:rFonts w:ascii="Arial" w:cs="Arial" w:eastAsia="Arial" w:hAnsi="Arial"/>
@@ -18937,7 +18937,7 @@
               <w:spacing w:after="10" w:before="0"/>
               <w:ind w:left="120"/>
             </w:pPr>
-            <w:hyperlink w:history="1" r:id="rIde2cv46j9zsf_b5pctlxs_">
+            <w:hyperlink w:history="1" r:id="rId7ocj_twupx91w6mmsksz_">
               <w:r>
                 <w:rPr>
                   <w:rFonts w:ascii="Arial" w:cs="Arial" w:eastAsia="Arial" w:hAnsi="Arial"/>
@@ -19137,7 +19137,7 @@
             <w:pPr>
               <w:spacing w:after="20" w:before="0"/>
             </w:pPr>
-            <w:hyperlink w:history="1" r:id="rId8dbepw-nzdzfpv2iv0csx">
+            <w:hyperlink w:history="1" r:id="rIdigashbjt8d55psmcvc4p6">
               <w:r>
                 <w:rPr>
                   <w:rFonts w:ascii="Arial" w:cs="Arial" w:eastAsia="Arial" w:hAnsi="Arial"/>
@@ -19186,7 +19186,7 @@
               <w:spacing w:after="10" w:before="0"/>
               <w:ind w:left="120"/>
             </w:pPr>
-            <w:hyperlink w:history="1" r:id="rIdu68e7szh4b36jy8cipywr">
+            <w:hyperlink w:history="1" r:id="rIdk36l1lkh6nqab5pq3vlta">
               <w:r>
                 <w:rPr>
                   <w:rFonts w:ascii="Arial" w:cs="Arial" w:eastAsia="Arial" w:hAnsi="Arial"/>
@@ -19231,7 +19231,7 @@
             <w:pPr>
               <w:spacing w:after="20" w:before="0"/>
             </w:pPr>
-            <w:hyperlink w:history="1" r:id="rIdkynxsx2knhbg76l-rqskf">
+            <w:hyperlink w:history="1" r:id="rIda1wa94iqdi8dzdwwskntb">
               <w:r>
                 <w:rPr>
                   <w:rFonts w:ascii="Arial" w:cs="Arial" w:eastAsia="Arial" w:hAnsi="Arial"/>
@@ -19280,7 +19280,7 @@
               <w:spacing w:after="10" w:before="0"/>
               <w:ind w:left="120"/>
             </w:pPr>
-            <w:hyperlink w:history="1" r:id="rIde6usl4ewahau_fpur3avc">
+            <w:hyperlink w:history="1" r:id="rIdovlsfyka_zld4dlkqjwp0">
               <w:r>
                 <w:rPr>
                   <w:rFonts w:ascii="Arial" w:cs="Arial" w:eastAsia="Arial" w:hAnsi="Arial"/>
@@ -19480,7 +19480,7 @@
             <w:pPr>
               <w:spacing w:after="20" w:before="0"/>
             </w:pPr>
-            <w:hyperlink w:history="1" r:id="rIdmgkjkfxcaao9ucpomvyas">
+            <w:hyperlink w:history="1" r:id="rIdd-0wxvyeuykwab78sjtj-">
               <w:r>
                 <w:rPr>
                   <w:rFonts w:ascii="Arial" w:cs="Arial" w:eastAsia="Arial" w:hAnsi="Arial"/>
@@ -19529,7 +19529,7 @@
               <w:spacing w:after="10" w:before="0"/>
               <w:ind w:left="120"/>
             </w:pPr>
-            <w:hyperlink w:history="1" r:id="rIdikoadjjpp0nlxetlag8ox">
+            <w:hyperlink w:history="1" r:id="rIdpgjqw3nqqmzn8ewtap_xi">
               <w:r>
                 <w:rPr>
                   <w:rFonts w:ascii="Arial" w:cs="Arial" w:eastAsia="Arial" w:hAnsi="Arial"/>
@@ -19574,7 +19574,7 @@
             <w:pPr>
               <w:spacing w:after="20" w:before="0"/>
             </w:pPr>
-            <w:hyperlink w:history="1" r:id="rId7x8bo52fe8d_53ltp4fqa">
+            <w:hyperlink w:history="1" r:id="rIdezyttnbukp0xv3as8va1u">
               <w:r>
                 <w:rPr>
                   <w:rFonts w:ascii="Arial" w:cs="Arial" w:eastAsia="Arial" w:hAnsi="Arial"/>
@@ -19623,7 +19623,7 @@
               <w:spacing w:after="10" w:before="0"/>
               <w:ind w:left="120"/>
             </w:pPr>
-            <w:hyperlink w:history="1" r:id="rIdraev7qicvjx30p6kf6dig">
+            <w:hyperlink w:history="1" r:id="rIds73x5fzn9bpqg1cgaz2rq">
               <w:r>
                 <w:rPr>
                   <w:rFonts w:ascii="Arial" w:cs="Arial" w:eastAsia="Arial" w:hAnsi="Arial"/>
@@ -19823,7 +19823,7 @@
             <w:pPr>
               <w:spacing w:after="20" w:before="0"/>
             </w:pPr>
-            <w:hyperlink w:history="1" r:id="rIdkhhhdxxrhl_snj1jhqbqf">
+            <w:hyperlink w:history="1" r:id="rIduesug108u-xuoz5-t1rhp">
               <w:r>
                 <w:rPr>
                   <w:rFonts w:ascii="Arial" w:cs="Arial" w:eastAsia="Arial" w:hAnsi="Arial"/>
@@ -19872,7 +19872,7 @@
               <w:spacing w:after="10" w:before="0"/>
               <w:ind w:left="120"/>
             </w:pPr>
-            <w:hyperlink w:history="1" r:id="rIdnfn0x92prxtg8tlv_1hvn">
+            <w:hyperlink w:history="1" r:id="rIdw1qwvktrrqbtvdomswnlk">
               <w:r>
                 <w:rPr>
                   <w:rFonts w:ascii="Arial" w:cs="Arial" w:eastAsia="Arial" w:hAnsi="Arial"/>
@@ -19917,7 +19917,7 @@
             <w:pPr>
               <w:spacing w:after="20" w:before="0"/>
             </w:pPr>
-            <w:hyperlink w:history="1" r:id="rIdx99fvnd8shrz76nceudng">
+            <w:hyperlink w:history="1" r:id="rIdngwfzgywc3zzyqpkdrx8f">
               <w:r>
                 <w:rPr>
                   <w:rFonts w:ascii="Arial" w:cs="Arial" w:eastAsia="Arial" w:hAnsi="Arial"/>
@@ -19966,7 +19966,7 @@
               <w:spacing w:after="10" w:before="0"/>
               <w:ind w:left="120"/>
             </w:pPr>
-            <w:hyperlink w:history="1" r:id="rIdpi7srfqsmv0py4hg7pz9x">
+            <w:hyperlink w:history="1" r:id="rIdnwqckmcjgrrvdvcnlfsiy">
               <w:r>
                 <w:rPr>
                   <w:rFonts w:ascii="Arial" w:cs="Arial" w:eastAsia="Arial" w:hAnsi="Arial"/>
@@ -20166,7 +20166,7 @@
             <w:pPr>
               <w:spacing w:after="20" w:before="0"/>
             </w:pPr>
-            <w:hyperlink w:history="1" r:id="rIdvafssbkkcxz-sojfqc0au">
+            <w:hyperlink w:history="1" r:id="rIdsr5cfj1nargbxs1noyyin">
               <w:r>
                 <w:rPr>
                   <w:rFonts w:ascii="Arial" w:cs="Arial" w:eastAsia="Arial" w:hAnsi="Arial"/>
@@ -20215,7 +20215,7 @@
               <w:spacing w:after="10" w:before="0"/>
               <w:ind w:left="120"/>
             </w:pPr>
-            <w:hyperlink w:history="1" r:id="rIdampcsvtlidjxkpsawrlub">
+            <w:hyperlink w:history="1" r:id="rIdfgwg_pqzh2n9dbtsd-h7y">
               <w:r>
                 <w:rPr>
                   <w:rFonts w:ascii="Arial" w:cs="Arial" w:eastAsia="Arial" w:hAnsi="Arial"/>
@@ -20260,7 +20260,7 @@
             <w:pPr>
               <w:spacing w:after="20" w:before="0"/>
             </w:pPr>
-            <w:hyperlink w:history="1" r:id="rIdu-w3acrsvrydxdkqriyhc">
+            <w:hyperlink w:history="1" r:id="rIdstppbambnl5js05bmlrn4">
               <w:r>
                 <w:rPr>
                   <w:rFonts w:ascii="Arial" w:cs="Arial" w:eastAsia="Arial" w:hAnsi="Arial"/>
@@ -20309,7 +20309,7 @@
               <w:spacing w:after="10" w:before="0"/>
               <w:ind w:left="120"/>
             </w:pPr>
-            <w:hyperlink w:history="1" r:id="rIdu2usvedc_yohhitij0ln1">
+            <w:hyperlink w:history="1" r:id="rIdakvmn5ln0utgbahwduaze">
               <w:r>
                 <w:rPr>
                   <w:rFonts w:ascii="Arial" w:cs="Arial" w:eastAsia="Arial" w:hAnsi="Arial"/>
@@ -20834,7 +20834,7 @@
         </w:rPr>
         <w:t xml:space="preserve">© 2026 SeaVuria and ARES. Aligned with KICD objectives. Developed by SeaVuria; technical implementation by ARES (with AI assistance from Claude). Licensed under </w:t>
       </w:r>
-      <w:hyperlink w:history="1" r:id="rIdllststoruaqj9bol57ywl">
+      <w:hyperlink w:history="1" r:id="rIdgssqf71ztxbex6j-9fh_j">
         <w:r>
           <w:rPr>
             <w:rFonts w:ascii="Arial" w:cs="Arial" w:eastAsia="Arial" w:hAnsi="Arial"/>
@@ -20855,7 +20855,7 @@
         </w:rPr>
         <w:t xml:space="preserve"> (</w:t>
       </w:r>
-      <w:hyperlink w:history="1" r:id="rIdjsv0q5kpthkbpnli1t3uu">
+      <w:hyperlink w:history="1" r:id="rIdpwjrqj9_qcnfhhykd80sj">
         <w:r>
           <w:rPr>
             <w:rFonts w:ascii="Arial" w:cs="Arial" w:eastAsia="Arial" w:hAnsi="Arial"/>
@@ -21895,7 +21895,7 @@
             <w:pPr>
               <w:spacing w:after="20" w:before="0"/>
             </w:pPr>
-            <w:hyperlink w:history="1" r:id="rIdgmvrqd6mlw2_akeicezus">
+            <w:hyperlink w:history="1" r:id="rId4aarb9x1kxpmts8iufqbf">
               <w:r>
                 <w:rPr>
                   <w:rFonts w:ascii="Arial" w:cs="Arial" w:eastAsia="Arial" w:hAnsi="Arial"/>
@@ -21928,7 +21928,7 @@
               <w:spacing w:after="10" w:before="0"/>
               <w:ind w:left="120"/>
             </w:pPr>
-            <w:hyperlink w:history="1" r:id="rId2qssrt0xag5m5kmdyxfgr">
+            <w:hyperlink w:history="1" r:id="rIdrvur0bbh9f3kchtdjnbgh">
               <w:r>
                 <w:rPr>
                   <w:rFonts w:ascii="Arial" w:cs="Arial" w:eastAsia="Arial" w:hAnsi="Arial"/>
@@ -21973,7 +21973,7 @@
             <w:pPr>
               <w:spacing w:after="20" w:before="0"/>
             </w:pPr>
-            <w:hyperlink w:history="1" r:id="rIdk1jysc8oowgnxcyvzqq1h">
+            <w:hyperlink w:history="1" r:id="rIdzthpldvf8vc_sv3mmhc-c">
               <w:r>
                 <w:rPr>
                   <w:rFonts w:ascii="Arial" w:cs="Arial" w:eastAsia="Arial" w:hAnsi="Arial"/>
@@ -22022,7 +22022,7 @@
               <w:spacing w:after="10" w:before="0"/>
               <w:ind w:left="120"/>
             </w:pPr>
-            <w:hyperlink w:history="1" r:id="rIdkebjqy8ncotq-n6lkvfef">
+            <w:hyperlink w:history="1" r:id="rIdsc5azxj0lgcepiir4jd98">
               <w:r>
                 <w:rPr>
                   <w:rFonts w:ascii="Arial" w:cs="Arial" w:eastAsia="Arial" w:hAnsi="Arial"/>
@@ -22322,7 +22322,7 @@
             <w:pPr>
               <w:spacing w:after="20" w:before="0"/>
             </w:pPr>
-            <w:hyperlink w:history="1" r:id="rIdhtwshwcjczz4maty8o0yn">
+            <w:hyperlink w:history="1" r:id="rIdpam722ssd3crssfl092ml">
               <w:r>
                 <w:rPr>
                   <w:rFonts w:ascii="Arial" w:cs="Arial" w:eastAsia="Arial" w:hAnsi="Arial"/>
@@ -22355,7 +22355,7 @@
               <w:spacing w:after="10" w:before="0"/>
               <w:ind w:left="120"/>
             </w:pPr>
-            <w:hyperlink w:history="1" r:id="rId1kbo4jaaancfupwuuuvut">
+            <w:hyperlink w:history="1" r:id="rIdxxn_2vhaqkzobhndf0w7m">
               <w:r>
                 <w:rPr>
                   <w:rFonts w:ascii="Arial" w:cs="Arial" w:eastAsia="Arial" w:hAnsi="Arial"/>
@@ -22400,7 +22400,7 @@
             <w:pPr>
               <w:spacing w:after="20" w:before="0"/>
             </w:pPr>
-            <w:hyperlink w:history="1" r:id="rIdv-fwdawgrsnepruiaffot">
+            <w:hyperlink w:history="1" r:id="rIdorxiqzf25-nuq6y1ewv0e">
               <w:r>
                 <w:rPr>
                   <w:rFonts w:ascii="Arial" w:cs="Arial" w:eastAsia="Arial" w:hAnsi="Arial"/>
@@ -22449,7 +22449,7 @@
               <w:spacing w:after="10" w:before="0"/>
               <w:ind w:left="120"/>
             </w:pPr>
-            <w:hyperlink w:history="1" r:id="rId5zvy1pypk7dicsqf7z28z">
+            <w:hyperlink w:history="1" r:id="rIdy0jpjisl3ppp9gxd_mlek">
               <w:r>
                 <w:rPr>
                   <w:rFonts w:ascii="Arial" w:cs="Arial" w:eastAsia="Arial" w:hAnsi="Arial"/>
@@ -22789,7 +22789,7 @@
             <w:pPr>
               <w:spacing w:after="20" w:before="0"/>
             </w:pPr>
-            <w:hyperlink w:history="1" r:id="rId8ktmwuox7fb8_uztih2k0">
+            <w:hyperlink w:history="1" r:id="rIdectkmtuvcow8hx1x57du0">
               <w:r>
                 <w:rPr>
                   <w:rFonts w:ascii="Arial" w:cs="Arial" w:eastAsia="Arial" w:hAnsi="Arial"/>
@@ -22838,7 +22838,7 @@
               <w:spacing w:after="10" w:before="0"/>
               <w:ind w:left="120"/>
             </w:pPr>
-            <w:hyperlink w:history="1" r:id="rIdmrczibt6wtxzkxrc4frsm">
+            <w:hyperlink w:history="1" r:id="rIdbrzc5pusb_jhjwhbq2x6b">
               <w:r>
                 <w:rPr>
                   <w:rFonts w:ascii="Arial" w:cs="Arial" w:eastAsia="Arial" w:hAnsi="Arial"/>
@@ -22883,7 +22883,7 @@
             <w:pPr>
               <w:spacing w:after="20" w:before="0"/>
             </w:pPr>
-            <w:hyperlink w:history="1" r:id="rIdztbrgbasvcnt0uwwl0srb">
+            <w:hyperlink w:history="1" r:id="rIdjhdvqoghndyi3fwr6cguk">
               <w:r>
                 <w:rPr>
                   <w:rFonts w:ascii="Arial" w:cs="Arial" w:eastAsia="Arial" w:hAnsi="Arial"/>
@@ -22932,7 +22932,7 @@
               <w:spacing w:after="10" w:before="0"/>
               <w:ind w:left="120"/>
             </w:pPr>
-            <w:hyperlink w:history="1" r:id="rIdabthia2156mzxqjolhj9n">
+            <w:hyperlink w:history="1" r:id="rIdqiwua0k18i7y9na2yfexj">
               <w:r>
                 <w:rPr>
                   <w:rFonts w:ascii="Arial" w:cs="Arial" w:eastAsia="Arial" w:hAnsi="Arial"/>
@@ -23232,7 +23232,7 @@
             <w:pPr>
               <w:spacing w:after="20" w:before="0"/>
             </w:pPr>
-            <w:hyperlink w:history="1" r:id="rIdw4dpraxsksqots0fegzva">
+            <w:hyperlink w:history="1" r:id="rId7dmnw2gwqu1kjna2p9ti1">
               <w:r>
                 <w:rPr>
                   <w:rFonts w:ascii="Arial" w:cs="Arial" w:eastAsia="Arial" w:hAnsi="Arial"/>
@@ -23281,7 +23281,7 @@
               <w:spacing w:after="10" w:before="0"/>
               <w:ind w:left="120"/>
             </w:pPr>
-            <w:hyperlink w:history="1" r:id="rIdx2jqwhfoitwsypji6bt84">
+            <w:hyperlink w:history="1" r:id="rIduxtdlsidfy16zufwfrq20">
               <w:r>
                 <w:rPr>
                   <w:rFonts w:ascii="Arial" w:cs="Arial" w:eastAsia="Arial" w:hAnsi="Arial"/>
@@ -23326,7 +23326,7 @@
             <w:pPr>
               <w:spacing w:after="20" w:before="0"/>
             </w:pPr>
-            <w:hyperlink w:history="1" r:id="rIdokfxzppes5t86l9ebzffa">
+            <w:hyperlink w:history="1" r:id="rIdyy6c-9l-k0qfe-djbyby4">
               <w:r>
                 <w:rPr>
                   <w:rFonts w:ascii="Arial" w:cs="Arial" w:eastAsia="Arial" w:hAnsi="Arial"/>
@@ -23375,7 +23375,7 @@
               <w:spacing w:after="10" w:before="0"/>
               <w:ind w:left="120"/>
             </w:pPr>
-            <w:hyperlink w:history="1" r:id="rIdwhyxhcobbwza4kh8ejvwf">
+            <w:hyperlink w:history="1" r:id="rIdq0-kbkvb8d9qsboxdivfz">
               <w:r>
                 <w:rPr>
                   <w:rFonts w:ascii="Arial" w:cs="Arial" w:eastAsia="Arial" w:hAnsi="Arial"/>
@@ -23635,7 +23635,7 @@
             <w:pPr>
               <w:spacing w:after="20" w:before="0"/>
             </w:pPr>
-            <w:hyperlink w:history="1" r:id="rIdkpzgft0mriwc8-p-ohx2y">
+            <w:hyperlink w:history="1" r:id="rIdagu0b0ihp8ewm-u64ycbt">
               <w:r>
                 <w:rPr>
                   <w:rFonts w:ascii="Arial" w:cs="Arial" w:eastAsia="Arial" w:hAnsi="Arial"/>
@@ -23684,7 +23684,7 @@
               <w:spacing w:after="10" w:before="0"/>
               <w:ind w:left="120"/>
             </w:pPr>
-            <w:hyperlink w:history="1" r:id="rId7ejsbx5lfwzfpud4v9ik2">
+            <w:hyperlink w:history="1" r:id="rId__hg1r-yihjoraqzdtxzg">
               <w:r>
                 <w:rPr>
                   <w:rFonts w:ascii="Arial" w:cs="Arial" w:eastAsia="Arial" w:hAnsi="Arial"/>
@@ -23729,7 +23729,7 @@
             <w:pPr>
               <w:spacing w:after="20" w:before="0"/>
             </w:pPr>
-            <w:hyperlink w:history="1" r:id="rIdaitlen6frvgw_pxuvcgtj">
+            <w:hyperlink w:history="1" r:id="rId-pfuhemhy5znppqulvtdc">
               <w:r>
                 <w:rPr>
                   <w:rFonts w:ascii="Arial" w:cs="Arial" w:eastAsia="Arial" w:hAnsi="Arial"/>
@@ -23778,7 +23778,7 @@
               <w:spacing w:after="10" w:before="0"/>
               <w:ind w:left="120"/>
             </w:pPr>
-            <w:hyperlink w:history="1" r:id="rIdqp7yhfx93qfflpiojnhjq">
+            <w:hyperlink w:history="1" r:id="rIddprdp-9eixxj8iaaokhsp">
               <w:r>
                 <w:rPr>
                   <w:rFonts w:ascii="Arial" w:cs="Arial" w:eastAsia="Arial" w:hAnsi="Arial"/>
@@ -24503,7 +24503,7 @@
         </w:rPr>
         <w:t xml:space="preserve">© 2026 SeaVuria and ARES. Aligned with KICD objectives. Developed by SeaVuria; technical implementation by ARES (with AI assistance from Claude). Licensed under </w:t>
       </w:r>
-      <w:hyperlink w:history="1" r:id="rIdmsqfhfkal8aswqmzk0nc8">
+      <w:hyperlink w:history="1" r:id="rIdesz5wnxxzfjl0uifl3fao">
         <w:r>
           <w:rPr>
             <w:rFonts w:ascii="Arial" w:cs="Arial" w:eastAsia="Arial" w:hAnsi="Arial"/>
@@ -24524,7 +24524,7 @@
         </w:rPr>
         <w:t xml:space="preserve"> (</w:t>
       </w:r>
-      <w:hyperlink w:history="1" r:id="rIdtnroucb01yuudbuasw7pd">
+      <w:hyperlink w:history="1" r:id="rIdaeidk5e7cdlyq8qvuogtc">
         <w:r>
           <w:rPr>
             <w:rFonts w:ascii="Arial" w:cs="Arial" w:eastAsia="Arial" w:hAnsi="Arial"/>
@@ -25564,7 +25564,7 @@
             <w:pPr>
               <w:spacing w:after="20" w:before="0"/>
             </w:pPr>
-            <w:hyperlink w:history="1" r:id="rId3oi4frbitqy73o-onjuzw">
+            <w:hyperlink w:history="1" r:id="rIdp1b1_hh5pp3gkg6g8l3ql">
               <w:r>
                 <w:rPr>
                   <w:rFonts w:ascii="Arial" w:cs="Arial" w:eastAsia="Arial" w:hAnsi="Arial"/>
@@ -25597,7 +25597,7 @@
               <w:spacing w:after="10" w:before="0"/>
               <w:ind w:left="120"/>
             </w:pPr>
-            <w:hyperlink w:history="1" r:id="rIdgi02xf_gl1dlxxs-yhzbm">
+            <w:hyperlink w:history="1" r:id="rIdmr6hah7ovwwkuyv6rbdey">
               <w:r>
                 <w:rPr>
                   <w:rFonts w:ascii="Arial" w:cs="Arial" w:eastAsia="Arial" w:hAnsi="Arial"/>
@@ -25642,7 +25642,7 @@
             <w:pPr>
               <w:spacing w:after="20" w:before="0"/>
             </w:pPr>
-            <w:hyperlink w:history="1" r:id="rIdvn-ybfdy_q5medavyvuu1">
+            <w:hyperlink w:history="1" r:id="rId_l8qejs0lb_ttiiudysnx">
               <w:r>
                 <w:rPr>
                   <w:rFonts w:ascii="Arial" w:cs="Arial" w:eastAsia="Arial" w:hAnsi="Arial"/>
@@ -25675,7 +25675,7 @@
               <w:spacing w:after="10" w:before="0"/>
               <w:ind w:left="120"/>
             </w:pPr>
-            <w:hyperlink w:history="1" r:id="rIdy1xu1-64cj-oy1akyvufb">
+            <w:hyperlink w:history="1" r:id="rIdka-5cglpfgb3fpiyeysle">
               <w:r>
                 <w:rPr>
                   <w:rFonts w:ascii="Arial" w:cs="Arial" w:eastAsia="Arial" w:hAnsi="Arial"/>
@@ -25875,7 +25875,7 @@
             <w:pPr>
               <w:spacing w:after="20" w:before="0"/>
             </w:pPr>
-            <w:hyperlink w:history="1" r:id="rIdvjqp6uu_abdeijozc1ysu">
+            <w:hyperlink w:history="1" r:id="rIdkq3jmcia0bldorwpgssxd">
               <w:r>
                 <w:rPr>
                   <w:rFonts w:ascii="Arial" w:cs="Arial" w:eastAsia="Arial" w:hAnsi="Arial"/>
@@ -25908,7 +25908,7 @@
               <w:spacing w:after="10" w:before="0"/>
               <w:ind w:left="120"/>
             </w:pPr>
-            <w:hyperlink w:history="1" r:id="rIdkfeouqdaz2nj-8opsblbj">
+            <w:hyperlink w:history="1" r:id="rIduls9ih28pezpeabxzn5fz">
               <w:r>
                 <w:rPr>
                   <w:rFonts w:ascii="Arial" w:cs="Arial" w:eastAsia="Arial" w:hAnsi="Arial"/>
@@ -25953,7 +25953,7 @@
             <w:pPr>
               <w:spacing w:after="20" w:before="0"/>
             </w:pPr>
-            <w:hyperlink w:history="1" r:id="rIdhaa9jbblqesj9nyh7fge7">
+            <w:hyperlink w:history="1" r:id="rIde9nkr2jcjwgcu27nkrgl4">
               <w:r>
                 <w:rPr>
                   <w:rFonts w:ascii="Arial" w:cs="Arial" w:eastAsia="Arial" w:hAnsi="Arial"/>
@@ -25986,7 +25986,7 @@
               <w:spacing w:after="10" w:before="0"/>
               <w:ind w:left="120"/>
             </w:pPr>
-            <w:hyperlink w:history="1" r:id="rIdadtk4vmyqj1dtx8bhvq0c">
+            <w:hyperlink w:history="1" r:id="rIdh1k7yrjkitucia37byzl5">
               <w:r>
                 <w:rPr>
                   <w:rFonts w:ascii="Arial" w:cs="Arial" w:eastAsia="Arial" w:hAnsi="Arial"/>
@@ -26186,7 +26186,7 @@
             <w:pPr>
               <w:spacing w:after="20" w:before="0"/>
             </w:pPr>
-            <w:hyperlink w:history="1" r:id="rIdqmszis964xr6_9lnxx3r-">
+            <w:hyperlink w:history="1" r:id="rIdqvtclkjrlese_hxs9xw6g">
               <w:r>
                 <w:rPr>
                   <w:rFonts w:ascii="Arial" w:cs="Arial" w:eastAsia="Arial" w:hAnsi="Arial"/>
@@ -26219,7 +26219,7 @@
               <w:spacing w:after="10" w:before="0"/>
               <w:ind w:left="120"/>
             </w:pPr>
-            <w:hyperlink w:history="1" r:id="rIdozzgvvcea4qgtd_ut27ms">
+            <w:hyperlink w:history="1" r:id="rId30ollqjinyevzqj7awih6">
               <w:r>
                 <w:rPr>
                   <w:rFonts w:ascii="Arial" w:cs="Arial" w:eastAsia="Arial" w:hAnsi="Arial"/>
@@ -26264,7 +26264,7 @@
             <w:pPr>
               <w:spacing w:after="20" w:before="0"/>
             </w:pPr>
-            <w:hyperlink w:history="1" r:id="rIdq3u9fpeccuv2kptm-bgsi">
+            <w:hyperlink w:history="1" r:id="rId0fbdyvktr7gtfpanqq7dp">
               <w:r>
                 <w:rPr>
                   <w:rFonts w:ascii="Arial" w:cs="Arial" w:eastAsia="Arial" w:hAnsi="Arial"/>
@@ -26297,7 +26297,7 @@
               <w:spacing w:after="10" w:before="0"/>
               <w:ind w:left="120"/>
             </w:pPr>
-            <w:hyperlink w:history="1" r:id="rIdsrp4yi-xci1jvxffyrwtf">
+            <w:hyperlink w:history="1" r:id="rIdumkpwoxjxj73o4b2h7p2a">
               <w:r>
                 <w:rPr>
                   <w:rFonts w:ascii="Arial" w:cs="Arial" w:eastAsia="Arial" w:hAnsi="Arial"/>
@@ -26497,7 +26497,7 @@
             <w:pPr>
               <w:spacing w:after="20" w:before="0"/>
             </w:pPr>
-            <w:hyperlink w:history="1" r:id="rIdagrt1y-zhnvamz4uyguin">
+            <w:hyperlink w:history="1" r:id="rIdodfa6rumnq3emzbjodc21">
               <w:r>
                 <w:rPr>
                   <w:rFonts w:ascii="Arial" w:cs="Arial" w:eastAsia="Arial" w:hAnsi="Arial"/>
@@ -26530,7 +26530,7 @@
               <w:spacing w:after="10" w:before="0"/>
               <w:ind w:left="120"/>
             </w:pPr>
-            <w:hyperlink w:history="1" r:id="rId_6z-46s7ami6ayxdrgkae">
+            <w:hyperlink w:history="1" r:id="rId0lty_egjmj69w6bov5hwd">
               <w:r>
                 <w:rPr>
                   <w:rFonts w:ascii="Arial" w:cs="Arial" w:eastAsia="Arial" w:hAnsi="Arial"/>
@@ -26575,7 +26575,7 @@
             <w:pPr>
               <w:spacing w:after="20" w:before="0"/>
             </w:pPr>
-            <w:hyperlink w:history="1" r:id="rIdmtkzovqwlqcf7cfx9lri2">
+            <w:hyperlink w:history="1" r:id="rIdel117r3et9ckzpb4kby5d">
               <w:r>
                 <w:rPr>
                   <w:rFonts w:ascii="Arial" w:cs="Arial" w:eastAsia="Arial" w:hAnsi="Arial"/>
@@ -26608,7 +26608,7 @@
               <w:spacing w:after="10" w:before="0"/>
               <w:ind w:left="120"/>
             </w:pPr>
-            <w:hyperlink w:history="1" r:id="rIdbapwud3q3nz3tkvmzxa1y">
+            <w:hyperlink w:history="1" r:id="rId3f6kutp8ho23k-_q_gw9n">
               <w:r>
                 <w:rPr>
                   <w:rFonts w:ascii="Arial" w:cs="Arial" w:eastAsia="Arial" w:hAnsi="Arial"/>
@@ -26808,7 +26808,7 @@
             <w:pPr>
               <w:spacing w:after="20" w:before="0"/>
             </w:pPr>
-            <w:hyperlink w:history="1" r:id="rIdyuut8bvpi_zbqjpfwk1eb">
+            <w:hyperlink w:history="1" r:id="rId7oreob-3anb6zpdlejmh9">
               <w:r>
                 <w:rPr>
                   <w:rFonts w:ascii="Arial" w:cs="Arial" w:eastAsia="Arial" w:hAnsi="Arial"/>
@@ -26857,7 +26857,7 @@
               <w:spacing w:after="10" w:before="0"/>
               <w:ind w:left="120"/>
             </w:pPr>
-            <w:hyperlink w:history="1" r:id="rIdxdrx3ttt9fymmbw4b5qhb">
+            <w:hyperlink w:history="1" r:id="rIdhbmcxaroqxz2acgad_pi-">
               <w:r>
                 <w:rPr>
                   <w:rFonts w:ascii="Arial" w:cs="Arial" w:eastAsia="Arial" w:hAnsi="Arial"/>
@@ -26902,7 +26902,7 @@
             <w:pPr>
               <w:spacing w:after="20" w:before="0"/>
             </w:pPr>
-            <w:hyperlink w:history="1" r:id="rIdr7b0sdxegp7sg4cmoq-g4">
+            <w:hyperlink w:history="1" r:id="rIdgnsa-rpdrurtqx8ei-5qc">
               <w:r>
                 <w:rPr>
                   <w:rFonts w:ascii="Arial" w:cs="Arial" w:eastAsia="Arial" w:hAnsi="Arial"/>
@@ -26951,7 +26951,7 @@
               <w:spacing w:after="10" w:before="0"/>
               <w:ind w:left="120"/>
             </w:pPr>
-            <w:hyperlink w:history="1" r:id="rIdvbzv-icubovxnqj0hh9hi">
+            <w:hyperlink w:history="1" r:id="rIdh-yd_hotvex1npcn3lsu4">
               <w:r>
                 <w:rPr>
                   <w:rFonts w:ascii="Arial" w:cs="Arial" w:eastAsia="Arial" w:hAnsi="Arial"/>
@@ -27476,7 +27476,7 @@
         </w:rPr>
         <w:t xml:space="preserve">© 2026 SeaVuria and ARES. Aligned with KICD objectives. Developed by SeaVuria; technical implementation by ARES (with AI assistance from Claude). Licensed under </w:t>
       </w:r>
-      <w:hyperlink w:history="1" r:id="rIdz_1hvejj9saorpd77mpk-">
+      <w:hyperlink w:history="1" r:id="rIdozefrs8f_eusm3o4blbwj">
         <w:r>
           <w:rPr>
             <w:rFonts w:ascii="Arial" w:cs="Arial" w:eastAsia="Arial" w:hAnsi="Arial"/>
@@ -27497,7 +27497,7 @@
         </w:rPr>
         <w:t xml:space="preserve"> (</w:t>
       </w:r>
-      <w:hyperlink w:history="1" r:id="rId_tr5adcckbg-pvcaf49s1">
+      <w:hyperlink w:history="1" r:id="rIdknhcuwbifycry6ffs0wso">
         <w:r>
           <w:rPr>
             <w:rFonts w:ascii="Arial" w:cs="Arial" w:eastAsia="Arial" w:hAnsi="Arial"/>
@@ -28537,7 +28537,7 @@
             <w:pPr>
               <w:spacing w:after="20" w:before="0"/>
             </w:pPr>
-            <w:hyperlink w:history="1" r:id="rId8jbdarnzi7yqaqic1xsr2">
+            <w:hyperlink w:history="1" r:id="rId2qm4ngkchvjvhjdue2b9e">
               <w:r>
                 <w:rPr>
                   <w:rFonts w:ascii="Arial" w:cs="Arial" w:eastAsia="Arial" w:hAnsi="Arial"/>
@@ -28586,7 +28586,7 @@
               <w:spacing w:after="10" w:before="0"/>
               <w:ind w:left="120"/>
             </w:pPr>
-            <w:hyperlink w:history="1" r:id="rIdjiihyupwi_lglxqkhocnj">
+            <w:hyperlink w:history="1" r:id="rIdfc61zpb66f3uya2dpmjxn">
               <w:r>
                 <w:rPr>
                   <w:rFonts w:ascii="Arial" w:cs="Arial" w:eastAsia="Arial" w:hAnsi="Arial"/>
@@ -28631,7 +28631,7 @@
             <w:pPr>
               <w:spacing w:after="20" w:before="0"/>
             </w:pPr>
-            <w:hyperlink w:history="1" r:id="rId8gee2d7bvw2l0dsodohur">
+            <w:hyperlink w:history="1" r:id="rIdtawd4csnuek9y1ibip1vw">
               <w:r>
                 <w:rPr>
                   <w:rFonts w:ascii="Arial" w:cs="Arial" w:eastAsia="Arial" w:hAnsi="Arial"/>
@@ -28680,7 +28680,7 @@
               <w:spacing w:after="10" w:before="0"/>
               <w:ind w:left="120"/>
             </w:pPr>
-            <w:hyperlink w:history="1" r:id="rIdkvc4dlks2kz2r8qceoybf">
+            <w:hyperlink w:history="1" r:id="rIdysn_-c1rpgtvtprg-htq5">
               <w:r>
                 <w:rPr>
                   <w:rFonts w:ascii="Arial" w:cs="Arial" w:eastAsia="Arial" w:hAnsi="Arial"/>
@@ -28880,7 +28880,7 @@
             <w:pPr>
               <w:spacing w:after="20" w:before="0"/>
             </w:pPr>
-            <w:hyperlink w:history="1" r:id="rId4xivl8k9fgsksd6d2-owx">
+            <w:hyperlink w:history="1" r:id="rIddw7srvjf6np0vf3hc9pv_">
               <w:r>
                 <w:rPr>
                   <w:rFonts w:ascii="Arial" w:cs="Arial" w:eastAsia="Arial" w:hAnsi="Arial"/>
@@ -28929,7 +28929,7 @@
               <w:spacing w:after="10" w:before="0"/>
               <w:ind w:left="120"/>
             </w:pPr>
-            <w:hyperlink w:history="1" r:id="rIdfzhlvq0d2_bgqkaeooc2h">
+            <w:hyperlink w:history="1" r:id="rIdcxh6msg930y3pnfxc7vxa">
               <w:r>
                 <w:rPr>
                   <w:rFonts w:ascii="Arial" w:cs="Arial" w:eastAsia="Arial" w:hAnsi="Arial"/>
@@ -28974,7 +28974,7 @@
             <w:pPr>
               <w:spacing w:after="20" w:before="0"/>
             </w:pPr>
-            <w:hyperlink w:history="1" r:id="rIdvgmrmzblx7o5hcalwvlpu">
+            <w:hyperlink w:history="1" r:id="rIdb7cibhdnsfzcrdn2rmr9t">
               <w:r>
                 <w:rPr>
                   <w:rFonts w:ascii="Arial" w:cs="Arial" w:eastAsia="Arial" w:hAnsi="Arial"/>
@@ -29023,7 +29023,7 @@
               <w:spacing w:after="10" w:before="0"/>
               <w:ind w:left="120"/>
             </w:pPr>
-            <w:hyperlink w:history="1" r:id="rIdenik-r8kcyr2s9qxk-_2u">
+            <w:hyperlink w:history="1" r:id="rIdrgwehcxknznmbvw8amjxl">
               <w:r>
                 <w:rPr>
                   <w:rFonts w:ascii="Arial" w:cs="Arial" w:eastAsia="Arial" w:hAnsi="Arial"/>
@@ -29223,7 +29223,7 @@
             <w:pPr>
               <w:spacing w:after="20" w:before="0"/>
             </w:pPr>
-            <w:hyperlink w:history="1" r:id="rId8cn4ucrmfxcjtclrx76qq">
+            <w:hyperlink w:history="1" r:id="rIdujwzcrw5hnim4-knqospd">
               <w:r>
                 <w:rPr>
                   <w:rFonts w:ascii="Arial" w:cs="Arial" w:eastAsia="Arial" w:hAnsi="Arial"/>
@@ -29272,7 +29272,7 @@
               <w:spacing w:after="10" w:before="0"/>
               <w:ind w:left="120"/>
             </w:pPr>
-            <w:hyperlink w:history="1" r:id="rIdzgi8wurlhkfmm1simamym">
+            <w:hyperlink w:history="1" r:id="rId2ufbittovgdkq45narvc_">
               <w:r>
                 <w:rPr>
                   <w:rFonts w:ascii="Arial" w:cs="Arial" w:eastAsia="Arial" w:hAnsi="Arial"/>
@@ -29317,7 +29317,7 @@
             <w:pPr>
               <w:spacing w:after="20" w:before="0"/>
             </w:pPr>
-            <w:hyperlink w:history="1" r:id="rIdg13xdfkn2vnja_ydtynwz">
+            <w:hyperlink w:history="1" r:id="rIdnfhrfctnruwi5zccz48hx">
               <w:r>
                 <w:rPr>
                   <w:rFonts w:ascii="Arial" w:cs="Arial" w:eastAsia="Arial" w:hAnsi="Arial"/>
@@ -29366,7 +29366,7 @@
               <w:spacing w:after="10" w:before="0"/>
               <w:ind w:left="120"/>
             </w:pPr>
-            <w:hyperlink w:history="1" r:id="rIdowgvysjplt8ihuhslp6n8">
+            <w:hyperlink w:history="1" r:id="rIdpysocumkrhlxhqsxqh1ms">
               <w:r>
                 <w:rPr>
                   <w:rFonts w:ascii="Arial" w:cs="Arial" w:eastAsia="Arial" w:hAnsi="Arial"/>
@@ -29566,7 +29566,7 @@
             <w:pPr>
               <w:spacing w:after="20" w:before="0"/>
             </w:pPr>
-            <w:hyperlink w:history="1" r:id="rIdltofvq8xv-jkju1zj7snf">
+            <w:hyperlink w:history="1" r:id="rIddshzp5tfeirl80on4zngq">
               <w:r>
                 <w:rPr>
                   <w:rFonts w:ascii="Arial" w:cs="Arial" w:eastAsia="Arial" w:hAnsi="Arial"/>
@@ -29615,7 +29615,7 @@
               <w:spacing w:after="10" w:before="0"/>
               <w:ind w:left="120"/>
             </w:pPr>
-            <w:hyperlink w:history="1" r:id="rIdtm8m8j8osmfjw7erjyeoo">
+            <w:hyperlink w:history="1" r:id="rIdralxrqwkr63p64uyjmbr_">
               <w:r>
                 <w:rPr>
                   <w:rFonts w:ascii="Arial" w:cs="Arial" w:eastAsia="Arial" w:hAnsi="Arial"/>
@@ -29660,7 +29660,7 @@
             <w:pPr>
               <w:spacing w:after="20" w:before="0"/>
             </w:pPr>
-            <w:hyperlink w:history="1" r:id="rIdlbdadpsjhlutsrdfsayzb">
+            <w:hyperlink w:history="1" r:id="rIdwkpoq4ippeq7m_60sxlw4">
               <w:r>
                 <w:rPr>
                   <w:rFonts w:ascii="Arial" w:cs="Arial" w:eastAsia="Arial" w:hAnsi="Arial"/>
@@ -29709,7 +29709,7 @@
               <w:spacing w:after="10" w:before="0"/>
               <w:ind w:left="120"/>
             </w:pPr>
-            <w:hyperlink w:history="1" r:id="rId4naapqg59-uq8u6squ02j">
+            <w:hyperlink w:history="1" r:id="rIdoyosz72ofcwcqrzfjyqvb">
               <w:r>
                 <w:rPr>
                   <w:rFonts w:ascii="Arial" w:cs="Arial" w:eastAsia="Arial" w:hAnsi="Arial"/>
@@ -29909,7 +29909,7 @@
             <w:pPr>
               <w:spacing w:after="20" w:before="0"/>
             </w:pPr>
-            <w:hyperlink w:history="1" r:id="rIdzjgx6ajyvijvgoleorlct">
+            <w:hyperlink w:history="1" r:id="rIds8dvylrfy9fqz_ra-5w4l">
               <w:r>
                 <w:rPr>
                   <w:rFonts w:ascii="Arial" w:cs="Arial" w:eastAsia="Arial" w:hAnsi="Arial"/>
@@ -29958,7 +29958,7 @@
               <w:spacing w:after="10" w:before="0"/>
               <w:ind w:left="120"/>
             </w:pPr>
-            <w:hyperlink w:history="1" r:id="rIdhesorltbiju6wehh5ypow">
+            <w:hyperlink w:history="1" r:id="rIdxrmohwfkaqcijatp2macr">
               <w:r>
                 <w:rPr>
                   <w:rFonts w:ascii="Arial" w:cs="Arial" w:eastAsia="Arial" w:hAnsi="Arial"/>
@@ -30003,7 +30003,7 @@
             <w:pPr>
               <w:spacing w:after="20" w:before="0"/>
             </w:pPr>
-            <w:hyperlink w:history="1" r:id="rIduuwtwvtx4m4e3tv2mag0f">
+            <w:hyperlink w:history="1" r:id="rId_eikugijlj6ewfce66w-c">
               <w:r>
                 <w:rPr>
                   <w:rFonts w:ascii="Arial" w:cs="Arial" w:eastAsia="Arial" w:hAnsi="Arial"/>
@@ -30052,7 +30052,7 @@
               <w:spacing w:after="10" w:before="0"/>
               <w:ind w:left="120"/>
             </w:pPr>
-            <w:hyperlink w:history="1" r:id="rIdt_csjoofholp25kfghdse">
+            <w:hyperlink w:history="1" r:id="rIdk5bft-rjw8euomkvn1tkh">
               <w:r>
                 <w:rPr>
                   <w:rFonts w:ascii="Arial" w:cs="Arial" w:eastAsia="Arial" w:hAnsi="Arial"/>
@@ -30577,7 +30577,7 @@
         </w:rPr>
         <w:t xml:space="preserve">© 2026 SeaVuria and ARES. Aligned with KICD objectives. Developed by SeaVuria; technical implementation by ARES (with AI assistance from Claude). Licensed under </w:t>
       </w:r>
-      <w:hyperlink w:history="1" r:id="rId0b0pzrgfff4fq7_xt8bbn">
+      <w:hyperlink w:history="1" r:id="rIdw6_pf2fwsfi_hjkra7epn">
         <w:r>
           <w:rPr>
             <w:rFonts w:ascii="Arial" w:cs="Arial" w:eastAsia="Arial" w:hAnsi="Arial"/>
@@ -30598,7 +30598,7 @@
         </w:rPr>
         <w:t xml:space="preserve"> (</w:t>
       </w:r>
-      <w:hyperlink w:history="1" r:id="rIds2fn7jmvsuihawolg2-wl">
+      <w:hyperlink w:history="1" r:id="rIdblu1eekq4ipagxlw6jmgk">
         <w:r>
           <w:rPr>
             <w:rFonts w:ascii="Arial" w:cs="Arial" w:eastAsia="Arial" w:hAnsi="Arial"/>
@@ -31638,7 +31638,7 @@
             <w:pPr>
               <w:spacing w:after="20" w:before="0"/>
             </w:pPr>
-            <w:hyperlink w:history="1" r:id="rIdemum--g5v7gvyo3ro_pyb">
+            <w:hyperlink w:history="1" r:id="rIdmhils8dbheecumwoa6are">
               <w:r>
                 <w:rPr>
                   <w:rFonts w:ascii="Arial" w:cs="Arial" w:eastAsia="Arial" w:hAnsi="Arial"/>
@@ -31671,7 +31671,7 @@
               <w:spacing w:after="10" w:before="0"/>
               <w:ind w:left="120"/>
             </w:pPr>
-            <w:hyperlink w:history="1" r:id="rIdrixtyqxe1zxbxw2p5fldq">
+            <w:hyperlink w:history="1" r:id="rIdacvpwaaan49zjpjh_bpj8">
               <w:r>
                 <w:rPr>
                   <w:rFonts w:ascii="Arial" w:cs="Arial" w:eastAsia="Arial" w:hAnsi="Arial"/>
@@ -31716,7 +31716,7 @@
             <w:pPr>
               <w:spacing w:after="20" w:before="0"/>
             </w:pPr>
-            <w:hyperlink w:history="1" r:id="rIdcmimcma1ppia47mb5f-by">
+            <w:hyperlink w:history="1" r:id="rIdxp8vyhfa6u6w8en9etyvo">
               <w:r>
                 <w:rPr>
                   <w:rFonts w:ascii="Arial" w:cs="Arial" w:eastAsia="Arial" w:hAnsi="Arial"/>
@@ -31765,7 +31765,7 @@
               <w:spacing w:after="10" w:before="0"/>
               <w:ind w:left="120"/>
             </w:pPr>
-            <w:hyperlink w:history="1" r:id="rIdf2koswfzx66txhhmaauoa">
+            <w:hyperlink w:history="1" r:id="rIdtzmoprhzcjeujhcbbjzjk">
               <w:r>
                 <w:rPr>
                   <w:rFonts w:ascii="Arial" w:cs="Arial" w:eastAsia="Arial" w:hAnsi="Arial"/>
@@ -31965,7 +31965,7 @@
             <w:pPr>
               <w:spacing w:after="20" w:before="0"/>
             </w:pPr>
-            <w:hyperlink w:history="1" r:id="rIdo1eaff0xnuso8e4xityol">
+            <w:hyperlink w:history="1" r:id="rIdghem5aagvlub4ancejdhy">
               <w:r>
                 <w:rPr>
                   <w:rFonts w:ascii="Arial" w:cs="Arial" w:eastAsia="Arial" w:hAnsi="Arial"/>
@@ -31998,7 +31998,7 @@
               <w:spacing w:after="10" w:before="0"/>
               <w:ind w:left="120"/>
             </w:pPr>
-            <w:hyperlink w:history="1" r:id="rIdpknljsmgibnuq-etgfjy5">
+            <w:hyperlink w:history="1" r:id="rIdx9cm-pdrpynaxylyjcc3k">
               <w:r>
                 <w:rPr>
                   <w:rFonts w:ascii="Arial" w:cs="Arial" w:eastAsia="Arial" w:hAnsi="Arial"/>
@@ -32043,7 +32043,7 @@
             <w:pPr>
               <w:spacing w:after="20" w:before="0"/>
             </w:pPr>
-            <w:hyperlink w:history="1" r:id="rIdcik-nnaffp5ual_a8fy18">
+            <w:hyperlink w:history="1" r:id="rId_cbt18bnfrvr0-lw7po6e">
               <w:r>
                 <w:rPr>
                   <w:rFonts w:ascii="Arial" w:cs="Arial" w:eastAsia="Arial" w:hAnsi="Arial"/>
@@ -32092,7 +32092,7 @@
               <w:spacing w:after="10" w:before="0"/>
               <w:ind w:left="120"/>
             </w:pPr>
-            <w:hyperlink w:history="1" r:id="rIdq2iltglw6dpf8bwhs_2a8">
+            <w:hyperlink w:history="1" r:id="rIdortmhhs_jwq3ahy2atpzh">
               <w:r>
                 <w:rPr>
                   <w:rFonts w:ascii="Arial" w:cs="Arial" w:eastAsia="Arial" w:hAnsi="Arial"/>
@@ -32292,7 +32292,7 @@
             <w:pPr>
               <w:spacing w:after="20" w:before="0"/>
             </w:pPr>
-            <w:hyperlink w:history="1" r:id="rIdysmrpqcilmgvnlumcxd6v">
+            <w:hyperlink w:history="1" r:id="rId-0wo_f6wwfncvondvg2kz">
               <w:r>
                 <w:rPr>
                   <w:rFonts w:ascii="Arial" w:cs="Arial" w:eastAsia="Arial" w:hAnsi="Arial"/>
@@ -32341,7 +32341,7 @@
               <w:spacing w:after="10" w:before="0"/>
               <w:ind w:left="120"/>
             </w:pPr>
-            <w:hyperlink w:history="1" r:id="rIdd5tmxwrth5z7mqyp_lcvb">
+            <w:hyperlink w:history="1" r:id="rIdfes8zgeyrupbt9nqcdr2k">
               <w:r>
                 <w:rPr>
                   <w:rFonts w:ascii="Arial" w:cs="Arial" w:eastAsia="Arial" w:hAnsi="Arial"/>
@@ -32386,7 +32386,7 @@
             <w:pPr>
               <w:spacing w:after="20" w:before="0"/>
             </w:pPr>
-            <w:hyperlink w:history="1" r:id="rId0fbknw9gzwovl3dsix9ya">
+            <w:hyperlink w:history="1" r:id="rIdvhjmibllmgwwhx1uzzfnh">
               <w:r>
                 <w:rPr>
                   <w:rFonts w:ascii="Arial" w:cs="Arial" w:eastAsia="Arial" w:hAnsi="Arial"/>
@@ -32435,7 +32435,7 @@
               <w:spacing w:after="10" w:before="0"/>
               <w:ind w:left="120"/>
             </w:pPr>
-            <w:hyperlink w:history="1" r:id="rIdjid4wcgkazlj2qwp5fhj8">
+            <w:hyperlink w:history="1" r:id="rIdk31qcnfbzy93dfxuahyg5">
               <w:r>
                 <w:rPr>
                   <w:rFonts w:ascii="Arial" w:cs="Arial" w:eastAsia="Arial" w:hAnsi="Arial"/>
@@ -32635,7 +32635,7 @@
             <w:pPr>
               <w:spacing w:after="20" w:before="0"/>
             </w:pPr>
-            <w:hyperlink w:history="1" r:id="rIdozppgbeqha6n9fmzsjpiv">
+            <w:hyperlink w:history="1" r:id="rIdq7xdi0lqkoqa6cwvst_4d">
               <w:r>
                 <w:rPr>
                   <w:rFonts w:ascii="Arial" w:cs="Arial" w:eastAsia="Arial" w:hAnsi="Arial"/>
@@ -32684,7 +32684,7 @@
               <w:spacing w:after="10" w:before="0"/>
               <w:ind w:left="120"/>
             </w:pPr>
-            <w:hyperlink w:history="1" r:id="rIdqt0hyxkoqopqozkgvkd-g">
+            <w:hyperlink w:history="1" r:id="rId1e5v7_po2a-yc9npj3ndu">
               <w:r>
                 <w:rPr>
                   <w:rFonts w:ascii="Arial" w:cs="Arial" w:eastAsia="Arial" w:hAnsi="Arial"/>
@@ -32729,7 +32729,7 @@
             <w:pPr>
               <w:spacing w:after="20" w:before="0"/>
             </w:pPr>
-            <w:hyperlink w:history="1" r:id="rIdtrued9ndvvxagbwi8zfib">
+            <w:hyperlink w:history="1" r:id="rId7gf7n9m5mvb5opsljbs7i">
               <w:r>
                 <w:rPr>
                   <w:rFonts w:ascii="Arial" w:cs="Arial" w:eastAsia="Arial" w:hAnsi="Arial"/>
@@ -32778,7 +32778,7 @@
               <w:spacing w:after="10" w:before="0"/>
               <w:ind w:left="120"/>
             </w:pPr>
-            <w:hyperlink w:history="1" r:id="rId2p1vkt-hiiiqllmewtuux">
+            <w:hyperlink w:history="1" r:id="rId-k4-5runn5hwb4exl_kfy">
               <w:r>
                 <w:rPr>
                   <w:rFonts w:ascii="Arial" w:cs="Arial" w:eastAsia="Arial" w:hAnsi="Arial"/>
@@ -32978,7 +32978,7 @@
             <w:pPr>
               <w:spacing w:after="20" w:before="0"/>
             </w:pPr>
-            <w:hyperlink w:history="1" r:id="rIdqy_0mrextjrblmrjea96-">
+            <w:hyperlink w:history="1" r:id="rIddzfuwhmtwzsy3tup6uiw-">
               <w:r>
                 <w:rPr>
                   <w:rFonts w:ascii="Arial" w:cs="Arial" w:eastAsia="Arial" w:hAnsi="Arial"/>
@@ -33027,7 +33027,7 @@
               <w:spacing w:after="10" w:before="0"/>
               <w:ind w:left="120"/>
             </w:pPr>
-            <w:hyperlink w:history="1" r:id="rIdfe3qq6bch2impptemo1vi">
+            <w:hyperlink w:history="1" r:id="rIdozzr51k8jdlq5djlkngyk">
               <w:r>
                 <w:rPr>
                   <w:rFonts w:ascii="Arial" w:cs="Arial" w:eastAsia="Arial" w:hAnsi="Arial"/>
@@ -33072,7 +33072,7 @@
             <w:pPr>
               <w:spacing w:after="20" w:before="0"/>
             </w:pPr>
-            <w:hyperlink w:history="1" r:id="rId6iatifoh9-syxw3harjge">
+            <w:hyperlink w:history="1" r:id="rIdhtz6_ks8azhv2xtqpu5s7">
               <w:r>
                 <w:rPr>
                   <w:rFonts w:ascii="Arial" w:cs="Arial" w:eastAsia="Arial" w:hAnsi="Arial"/>
@@ -33121,7 +33121,7 @@
               <w:spacing w:after="10" w:before="0"/>
               <w:ind w:left="120"/>
             </w:pPr>
-            <w:hyperlink w:history="1" r:id="rIdu2sq34xsckf4yumognwx3">
+            <w:hyperlink w:history="1" r:id="rIdu1ecet2glkxfucd9c4qq-">
               <w:r>
                 <w:rPr>
                   <w:rFonts w:ascii="Arial" w:cs="Arial" w:eastAsia="Arial" w:hAnsi="Arial"/>
@@ -33646,7 +33646,7 @@
         </w:rPr>
         <w:t xml:space="preserve">© 2026 SeaVuria and ARES. Aligned with KICD objectives. Developed by SeaVuria; technical implementation by ARES (with AI assistance from Claude). Licensed under </w:t>
       </w:r>
-      <w:hyperlink w:history="1" r:id="rIdi4qcvrz2h_svifsmo59cv">
+      <w:hyperlink w:history="1" r:id="rId5higpvyikqjmg5byprukl">
         <w:r>
           <w:rPr>
             <w:rFonts w:ascii="Arial" w:cs="Arial" w:eastAsia="Arial" w:hAnsi="Arial"/>
@@ -33667,7 +33667,7 @@
         </w:rPr>
         <w:t xml:space="preserve"> (</w:t>
       </w:r>
-      <w:hyperlink w:history="1" r:id="rIdvdpp6khrryd4xgrmrdqpj">
+      <w:hyperlink w:history="1" r:id="rIdior-7mad4ddmwyuavoijf">
         <w:r>
           <w:rPr>
             <w:rFonts w:ascii="Arial" w:cs="Arial" w:eastAsia="Arial" w:hAnsi="Arial"/>
@@ -34707,7 +34707,7 @@
             <w:pPr>
               <w:spacing w:after="20" w:before="0"/>
             </w:pPr>
-            <w:hyperlink w:history="1" r:id="rIdji18f8lnp4totgasar-wp">
+            <w:hyperlink w:history="1" r:id="rIdudhlideaplgvzck13fxvl">
               <w:r>
                 <w:rPr>
                   <w:rFonts w:ascii="Arial" w:cs="Arial" w:eastAsia="Arial" w:hAnsi="Arial"/>
@@ -34740,7 +34740,7 @@
               <w:spacing w:after="10" w:before="0"/>
               <w:ind w:left="120"/>
             </w:pPr>
-            <w:hyperlink w:history="1" r:id="rIdbf2vzvbkjvoh0fkychpid">
+            <w:hyperlink w:history="1" r:id="rId5qp2pq2wygfyry7lgp08c">
               <w:r>
                 <w:rPr>
                   <w:rFonts w:ascii="Arial" w:cs="Arial" w:eastAsia="Arial" w:hAnsi="Arial"/>
@@ -34785,7 +34785,7 @@
             <w:pPr>
               <w:spacing w:after="20" w:before="0"/>
             </w:pPr>
-            <w:hyperlink w:history="1" r:id="rIdrff6pzjkspkjnzcjqwar0">
+            <w:hyperlink w:history="1" r:id="rIdh6gp8b-xot7_lioklqbjo">
               <w:r>
                 <w:rPr>
                   <w:rFonts w:ascii="Arial" w:cs="Arial" w:eastAsia="Arial" w:hAnsi="Arial"/>
@@ -34818,7 +34818,7 @@
               <w:spacing w:after="10" w:before="0"/>
               <w:ind w:left="120"/>
             </w:pPr>
-            <w:hyperlink w:history="1" r:id="rIdc1cepsakh9sdlhtghdols">
+            <w:hyperlink w:history="1" r:id="rIdiwrqbwenqhahgulg7wh9p">
               <w:r>
                 <w:rPr>
                   <w:rFonts w:ascii="Arial" w:cs="Arial" w:eastAsia="Arial" w:hAnsi="Arial"/>
@@ -35018,7 +35018,7 @@
             <w:pPr>
               <w:spacing w:after="20" w:before="0"/>
             </w:pPr>
-            <w:hyperlink w:history="1" r:id="rIdugwdfji0vz_j3zmj0fmg8">
+            <w:hyperlink w:history="1" r:id="rId25ly_o7dkavjr2nus8ns2">
               <w:r>
                 <w:rPr>
                   <w:rFonts w:ascii="Arial" w:cs="Arial" w:eastAsia="Arial" w:hAnsi="Arial"/>
@@ -35051,7 +35051,7 @@
               <w:spacing w:after="10" w:before="0"/>
               <w:ind w:left="120"/>
             </w:pPr>
-            <w:hyperlink w:history="1" r:id="rIdqkvmjkyfj7mqnnpwnfvn_">
+            <w:hyperlink w:history="1" r:id="rIdeobr-qpyan4cmaucckyxe">
               <w:r>
                 <w:rPr>
                   <w:rFonts w:ascii="Arial" w:cs="Arial" w:eastAsia="Arial" w:hAnsi="Arial"/>
@@ -35096,7 +35096,7 @@
             <w:pPr>
               <w:spacing w:after="20" w:before="0"/>
             </w:pPr>
-            <w:hyperlink w:history="1" r:id="rIdsgpwhwpznny7ppcnbru9n">
+            <w:hyperlink w:history="1" r:id="rId3qtx3-wxyhhs9eoip_2vn">
               <w:r>
                 <w:rPr>
                   <w:rFonts w:ascii="Arial" w:cs="Arial" w:eastAsia="Arial" w:hAnsi="Arial"/>
@@ -35129,7 +35129,7 @@
               <w:spacing w:after="10" w:before="0"/>
               <w:ind w:left="120"/>
             </w:pPr>
-            <w:hyperlink w:history="1" r:id="rIdbwas3hucqdze-i2gkbabx">
+            <w:hyperlink w:history="1" r:id="rIdlhjnju9xw4rhbbeu7it69">
               <w:r>
                 <w:rPr>
                   <w:rFonts w:ascii="Arial" w:cs="Arial" w:eastAsia="Arial" w:hAnsi="Arial"/>
@@ -35329,7 +35329,7 @@
             <w:pPr>
               <w:spacing w:after="20" w:before="0"/>
             </w:pPr>
-            <w:hyperlink w:history="1" r:id="rId_ghorintxattvovqmo8g0">
+            <w:hyperlink w:history="1" r:id="rIdsnjqzveoh36hnbamubjqi">
               <w:r>
                 <w:rPr>
                   <w:rFonts w:ascii="Arial" w:cs="Arial" w:eastAsia="Arial" w:hAnsi="Arial"/>
@@ -35362,7 +35362,7 @@
               <w:spacing w:after="10" w:before="0"/>
               <w:ind w:left="120"/>
             </w:pPr>
-            <w:hyperlink w:history="1" r:id="rIdmaturpww6z41xyrt8sptb">
+            <w:hyperlink w:history="1" r:id="rIdfebvy5bvhvlpkskcdxadu">
               <w:r>
                 <w:rPr>
                   <w:rFonts w:ascii="Arial" w:cs="Arial" w:eastAsia="Arial" w:hAnsi="Arial"/>
@@ -35407,7 +35407,7 @@
             <w:pPr>
               <w:spacing w:after="20" w:before="0"/>
             </w:pPr>
-            <w:hyperlink w:history="1" r:id="rId2uzmuesqjardh7qekt4qb">
+            <w:hyperlink w:history="1" r:id="rId1wifxr7yzra9kuj0urdeh">
               <w:r>
                 <w:rPr>
                   <w:rFonts w:ascii="Arial" w:cs="Arial" w:eastAsia="Arial" w:hAnsi="Arial"/>
@@ -35456,7 +35456,7 @@
               <w:spacing w:after="10" w:before="0"/>
               <w:ind w:left="120"/>
             </w:pPr>
-            <w:hyperlink w:history="1" r:id="rIdp7irtqh-6sgpqsdy80aec">
+            <w:hyperlink w:history="1" r:id="rIdwtbuuzqj9vadyuw3h1yke">
               <w:r>
                 <w:rPr>
                   <w:rFonts w:ascii="Arial" w:cs="Arial" w:eastAsia="Arial" w:hAnsi="Arial"/>
@@ -35656,7 +35656,7 @@
             <w:pPr>
               <w:spacing w:after="20" w:before="0"/>
             </w:pPr>
-            <w:hyperlink w:history="1" r:id="rId5e4hxc2ld96gqtkbgmnhq">
+            <w:hyperlink w:history="1" r:id="rId3k8gaoqrvq0d-x76elfup">
               <w:r>
                 <w:rPr>
                   <w:rFonts w:ascii="Arial" w:cs="Arial" w:eastAsia="Arial" w:hAnsi="Arial"/>
@@ -35689,7 +35689,7 @@
               <w:spacing w:after="10" w:before="0"/>
               <w:ind w:left="120"/>
             </w:pPr>
-            <w:hyperlink w:history="1" r:id="rIdq_xms9_d7dpwbsrnh8mvc">
+            <w:hyperlink w:history="1" r:id="rIdtdd0ouxdnfcu48xn1sqa8">
               <w:r>
                 <w:rPr>
                   <w:rFonts w:ascii="Arial" w:cs="Arial" w:eastAsia="Arial" w:hAnsi="Arial"/>
@@ -35734,7 +35734,7 @@
             <w:pPr>
               <w:spacing w:after="20" w:before="0"/>
             </w:pPr>
-            <w:hyperlink w:history="1" r:id="rIdhsjbzjdnv768oeiwi1ygl">
+            <w:hyperlink w:history="1" r:id="rIdbjm0wnkm-vhig4sabno9r">
               <w:r>
                 <w:rPr>
                   <w:rFonts w:ascii="Arial" w:cs="Arial" w:eastAsia="Arial" w:hAnsi="Arial"/>
@@ -35783,7 +35783,7 @@
               <w:spacing w:after="10" w:before="0"/>
               <w:ind w:left="120"/>
             </w:pPr>
-            <w:hyperlink w:history="1" r:id="rIdhzq3hmnxe_mmnpebjgznn">
+            <w:hyperlink w:history="1" r:id="rIdb-xixyp6jpcgsl8hneijc">
               <w:r>
                 <w:rPr>
                   <w:rFonts w:ascii="Arial" w:cs="Arial" w:eastAsia="Arial" w:hAnsi="Arial"/>
@@ -35983,7 +35983,7 @@
             <w:pPr>
               <w:spacing w:after="20" w:before="0"/>
             </w:pPr>
-            <w:hyperlink w:history="1" r:id="rIdr3kmx9bn1qltckpc13kji">
+            <w:hyperlink w:history="1" r:id="rIdlta-rxdefdhva9hhrkd64">
               <w:r>
                 <w:rPr>
                   <w:rFonts w:ascii="Arial" w:cs="Arial" w:eastAsia="Arial" w:hAnsi="Arial"/>
@@ -36032,7 +36032,7 @@
               <w:spacing w:after="10" w:before="0"/>
               <w:ind w:left="120"/>
             </w:pPr>
-            <w:hyperlink w:history="1" r:id="rIdz2fjun8fuewtoz_gpwji5">
+            <w:hyperlink w:history="1" r:id="rId3xdtfhrtk5u4nr8k10tiz">
               <w:r>
                 <w:rPr>
                   <w:rFonts w:ascii="Arial" w:cs="Arial" w:eastAsia="Arial" w:hAnsi="Arial"/>
@@ -36077,7 +36077,7 @@
             <w:pPr>
               <w:spacing w:after="20" w:before="0"/>
             </w:pPr>
-            <w:hyperlink w:history="1" r:id="rId10mevcmtbwbpcsrt6s9ar">
+            <w:hyperlink w:history="1" r:id="rId1uwtvs6ekywcbuabbpohp">
               <w:r>
                 <w:rPr>
                   <w:rFonts w:ascii="Arial" w:cs="Arial" w:eastAsia="Arial" w:hAnsi="Arial"/>
@@ -36110,7 +36110,7 @@
               <w:spacing w:after="10" w:before="0"/>
               <w:ind w:left="120"/>
             </w:pPr>
-            <w:hyperlink w:history="1" r:id="rIdlvam_gcnu1v-ik0cgdvck">
+            <w:hyperlink w:history="1" r:id="rIdc6-g16zmpk7flqfoeu4qn">
               <w:r>
                 <w:rPr>
                   <w:rFonts w:ascii="Arial" w:cs="Arial" w:eastAsia="Arial" w:hAnsi="Arial"/>
@@ -36635,7 +36635,7 @@
         </w:rPr>
         <w:t xml:space="preserve">© 2026 SeaVuria and ARES. Aligned with KICD objectives. Developed by SeaVuria; technical implementation by ARES (with AI assistance from Claude). Licensed under </w:t>
       </w:r>
-      <w:hyperlink w:history="1" r:id="rIdnxgm-osyyruenazktohkz">
+      <w:hyperlink w:history="1" r:id="rIda2krfrtkng4lwbevxd0gr">
         <w:r>
           <w:rPr>
             <w:rFonts w:ascii="Arial" w:cs="Arial" w:eastAsia="Arial" w:hAnsi="Arial"/>
@@ -36656,7 +36656,7 @@
         </w:rPr>
         <w:t xml:space="preserve"> (</w:t>
       </w:r>
-      <w:hyperlink w:history="1" r:id="rIdghjddhnwy1s2mra72td15">
+      <w:hyperlink w:history="1" r:id="rIde8x1xgcynorttxdu8waf4">
         <w:r>
           <w:rPr>
             <w:rFonts w:ascii="Arial" w:cs="Arial" w:eastAsia="Arial" w:hAnsi="Arial"/>
@@ -37696,7 +37696,7 @@
             <w:pPr>
               <w:spacing w:after="20" w:before="0"/>
             </w:pPr>
-            <w:hyperlink w:history="1" r:id="rId71fpt-tuydli8wuipar5c">
+            <w:hyperlink w:history="1" r:id="rIdrtiqbw5c6bn8mfdqsqghh">
               <w:r>
                 <w:rPr>
                   <w:rFonts w:ascii="Arial" w:cs="Arial" w:eastAsia="Arial" w:hAnsi="Arial"/>
@@ -37729,7 +37729,7 @@
               <w:spacing w:after="10" w:before="0"/>
               <w:ind w:left="120"/>
             </w:pPr>
-            <w:hyperlink w:history="1" r:id="rIdbn2ib-gplnzpep0z1d-t6">
+            <w:hyperlink w:history="1" r:id="rId6jzebw7g9w5_wenn1squl">
               <w:r>
                 <w:rPr>
                   <w:rFonts w:ascii="Arial" w:cs="Arial" w:eastAsia="Arial" w:hAnsi="Arial"/>
@@ -37791,7 +37791,7 @@
               <w:spacing w:after="10" w:before="0"/>
               <w:ind w:left="120"/>
             </w:pPr>
-            <w:hyperlink w:history="1" r:id="rIdgecr9jxyp3wahwhl7pcbj">
+            <w:hyperlink w:history="1" r:id="rIdwwzu3v6cqd_rsb7j_8az2">
               <w:r>
                 <w:rPr>
                   <w:rFonts w:ascii="Arial" w:cs="Arial" w:eastAsia="Arial" w:hAnsi="Arial"/>
@@ -38006,7 +38006,7 @@
             <w:pPr>
               <w:spacing w:after="20" w:before="0"/>
             </w:pPr>
-            <w:hyperlink w:history="1" r:id="rIdjle25msuctytr4qkvt2w3">
+            <w:hyperlink w:history="1" r:id="rIdp1jkuns4sjmeiwtzlg9dt">
               <w:r>
                 <w:rPr>
                   <w:rFonts w:ascii="Arial" w:cs="Arial" w:eastAsia="Arial" w:hAnsi="Arial"/>
@@ -38039,7 +38039,7 @@
               <w:spacing w:after="10" w:before="0"/>
               <w:ind w:left="120"/>
             </w:pPr>
-            <w:hyperlink w:history="1" r:id="rIdazkswieeekaihv8cckdil">
+            <w:hyperlink w:history="1" r:id="rIdwu9gcwcj-qb-grnp9ic0r">
               <w:r>
                 <w:rPr>
                   <w:rFonts w:ascii="Arial" w:cs="Arial" w:eastAsia="Arial" w:hAnsi="Arial"/>
@@ -38101,7 +38101,7 @@
               <w:spacing w:after="10" w:before="0"/>
               <w:ind w:left="120"/>
             </w:pPr>
-            <w:hyperlink w:history="1" r:id="rIduv8uavm9z3f3529yzz960">
+            <w:hyperlink w:history="1" r:id="rIdovxo7hobqlmblq0ihwbvy">
               <w:r>
                 <w:rPr>
                   <w:rFonts w:ascii="Arial" w:cs="Arial" w:eastAsia="Arial" w:hAnsi="Arial"/>
@@ -38316,7 +38316,7 @@
             <w:pPr>
               <w:spacing w:after="20" w:before="0"/>
             </w:pPr>
-            <w:hyperlink w:history="1" r:id="rIdorcgob9uwe7ivurwvxd8z">
+            <w:hyperlink w:history="1" r:id="rIdtlnw6ei9tic3yactypvbc">
               <w:r>
                 <w:rPr>
                   <w:rFonts w:ascii="Arial" w:cs="Arial" w:eastAsia="Arial" w:hAnsi="Arial"/>
@@ -38365,7 +38365,7 @@
               <w:spacing w:after="10" w:before="0"/>
               <w:ind w:left="120"/>
             </w:pPr>
-            <w:hyperlink w:history="1" r:id="rIdju-3dwdruyjqqphbggdsb">
+            <w:hyperlink w:history="1" r:id="rIdhy0b53_u6oh8i2aboq62z">
               <w:r>
                 <w:rPr>
                   <w:rFonts w:ascii="Arial" w:cs="Arial" w:eastAsia="Arial" w:hAnsi="Arial"/>
@@ -38427,7 +38427,7 @@
               <w:spacing w:after="10" w:before="0"/>
               <w:ind w:left="120"/>
             </w:pPr>
-            <w:hyperlink w:history="1" r:id="rIdpqkxerqr9lz1rss5hseg_">
+            <w:hyperlink w:history="1" r:id="rIdcjkgdbmeyf5i4qbmgdn_e">
               <w:r>
                 <w:rPr>
                   <w:rFonts w:ascii="Arial" w:cs="Arial" w:eastAsia="Arial" w:hAnsi="Arial"/>
@@ -38642,7 +38642,7 @@
             <w:pPr>
               <w:spacing w:after="20" w:before="0"/>
             </w:pPr>
-            <w:hyperlink w:history="1" r:id="rIdw6d4xkn1yh_wla5kvtagh">
+            <w:hyperlink w:history="1" r:id="rIdtpdmqtw2tl07q1j9vvvvk">
               <w:r>
                 <w:rPr>
                   <w:rFonts w:ascii="Arial" w:cs="Arial" w:eastAsia="Arial" w:hAnsi="Arial"/>
@@ -38675,7 +38675,7 @@
               <w:spacing w:after="10" w:before="0"/>
               <w:ind w:left="120"/>
             </w:pPr>
-            <w:hyperlink w:history="1" r:id="rIdftrbtnocnl2a-45vo1qxe">
+            <w:hyperlink w:history="1" r:id="rIdxw7_ez6d1yvhzw5aope0a">
               <w:r>
                 <w:rPr>
                   <w:rFonts w:ascii="Arial" w:cs="Arial" w:eastAsia="Arial" w:hAnsi="Arial"/>
@@ -38737,7 +38737,7 @@
               <w:spacing w:after="10" w:before="0"/>
               <w:ind w:left="120"/>
             </w:pPr>
-            <w:hyperlink w:history="1" r:id="rIdxfrqsbmztage_qaqb_ama">
+            <w:hyperlink w:history="1" r:id="rIdju9v2g7-5esy0nbggyvdn">
               <w:r>
                 <w:rPr>
                   <w:rFonts w:ascii="Arial" w:cs="Arial" w:eastAsia="Arial" w:hAnsi="Arial"/>
@@ -38952,7 +38952,7 @@
             <w:pPr>
               <w:spacing w:after="20" w:before="0"/>
             </w:pPr>
-            <w:hyperlink w:history="1" r:id="rId9f75-ky8_sok4cyam8cte">
+            <w:hyperlink w:history="1" r:id="rIdxqeegxqxcbvv9jcysztlu">
               <w:r>
                 <w:rPr>
                   <w:rFonts w:ascii="Arial" w:cs="Arial" w:eastAsia="Arial" w:hAnsi="Arial"/>
@@ -38985,7 +38985,7 @@
               <w:spacing w:after="10" w:before="0"/>
               <w:ind w:left="120"/>
             </w:pPr>
-            <w:hyperlink w:history="1" r:id="rIds57epgs2slttu_onehat7">
+            <w:hyperlink w:history="1" r:id="rIdeswiuwypia5ndnw87zwed">
               <w:r>
                 <w:rPr>
                   <w:rFonts w:ascii="Arial" w:cs="Arial" w:eastAsia="Arial" w:hAnsi="Arial"/>
@@ -39047,7 +39047,7 @@
               <w:spacing w:after="10" w:before="0"/>
               <w:ind w:left="120"/>
             </w:pPr>
-            <w:hyperlink w:history="1" r:id="rId-lbw4tgno93rgdtprzgsj">
+            <w:hyperlink w:history="1" r:id="rIdtpdmvlg4oaaubtdrmuasy">
               <w:r>
                 <w:rPr>
                   <w:rFonts w:ascii="Arial" w:cs="Arial" w:eastAsia="Arial" w:hAnsi="Arial"/>
@@ -39587,7 +39587,7 @@
         </w:rPr>
         <w:t xml:space="preserve">© 2026 SeaVuria and ARES. Aligned with KICD objectives. Developed by SeaVuria; technical implementation by ARES (with AI assistance from Claude). Licensed under </w:t>
       </w:r>
-      <w:hyperlink w:history="1" r:id="rIdgcqfku2cxfpvvcraqhlep">
+      <w:hyperlink w:history="1" r:id="rIdjhdmilfmcikscbzcodnr6">
         <w:r>
           <w:rPr>
             <w:rFonts w:ascii="Arial" w:cs="Arial" w:eastAsia="Arial" w:hAnsi="Arial"/>
@@ -39608,7 +39608,7 @@
         </w:rPr>
         <w:t xml:space="preserve"> (</w:t>
       </w:r>
-      <w:hyperlink w:history="1" r:id="rIdd5zdftdpsl28mubz6bxwj">
+      <w:hyperlink w:history="1" r:id="rIdcb3trfayzv-oafv2vemjk">
         <w:r>
           <w:rPr>
             <w:rFonts w:ascii="Arial" w:cs="Arial" w:eastAsia="Arial" w:hAnsi="Arial"/>
@@ -40648,7 +40648,7 @@
             <w:pPr>
               <w:spacing w:after="20" w:before="0"/>
             </w:pPr>
-            <w:hyperlink w:history="1" r:id="rIduw-r6vmpgxf9ssm-ebl0c">
+            <w:hyperlink w:history="1" r:id="rIdv9ovifeqe-kvfyg92szsa">
               <w:r>
                 <w:rPr>
                   <w:rFonts w:ascii="Arial" w:cs="Arial" w:eastAsia="Arial" w:hAnsi="Arial"/>
@@ -40697,7 +40697,7 @@
               <w:spacing w:after="10" w:before="0"/>
               <w:ind w:left="120"/>
             </w:pPr>
-            <w:hyperlink w:history="1" r:id="rIdtraioqor25wvb_ebzrmhr">
+            <w:hyperlink w:history="1" r:id="rIdiml5hyt4hcjsbo5ok04p2">
               <w:r>
                 <w:rPr>
                   <w:rFonts w:ascii="Arial" w:cs="Arial" w:eastAsia="Arial" w:hAnsi="Arial"/>
@@ -40742,7 +40742,7 @@
             <w:pPr>
               <w:spacing w:after="20" w:before="0"/>
             </w:pPr>
-            <w:hyperlink w:history="1" r:id="rIdglfnfwwizisvtyechnax8">
+            <w:hyperlink w:history="1" r:id="rIdt-ebd65kwbmoff9xedjvk">
               <w:r>
                 <w:rPr>
                   <w:rFonts w:ascii="Arial" w:cs="Arial" w:eastAsia="Arial" w:hAnsi="Arial"/>
@@ -40791,7 +40791,7 @@
               <w:spacing w:after="10" w:before="0"/>
               <w:ind w:left="120"/>
             </w:pPr>
-            <w:hyperlink w:history="1" r:id="rIdjz5kiwxpvxdrwkqgjmcgd">
+            <w:hyperlink w:history="1" r:id="rIdm_r8bosgziirfiyieb1hv">
               <w:r>
                 <w:rPr>
                   <w:rFonts w:ascii="Arial" w:cs="Arial" w:eastAsia="Arial" w:hAnsi="Arial"/>
@@ -40991,7 +40991,7 @@
             <w:pPr>
               <w:spacing w:after="20" w:before="0"/>
             </w:pPr>
-            <w:hyperlink w:history="1" r:id="rId3tzgku3u0m2kg06zo07rg">
+            <w:hyperlink w:history="1" r:id="rIdvfydq3sjxb7fmht3ml2b9">
               <w:r>
                 <w:rPr>
                   <w:rFonts w:ascii="Arial" w:cs="Arial" w:eastAsia="Arial" w:hAnsi="Arial"/>
@@ -41040,7 +41040,7 @@
               <w:spacing w:after="10" w:before="0"/>
               <w:ind w:left="120"/>
             </w:pPr>
-            <w:hyperlink w:history="1" r:id="rIdwu5tiygpzhdxayxc82uo_">
+            <w:hyperlink w:history="1" r:id="rIdpj-53kluevd1w-6nbdm4p">
               <w:r>
                 <w:rPr>
                   <w:rFonts w:ascii="Arial" w:cs="Arial" w:eastAsia="Arial" w:hAnsi="Arial"/>
@@ -41085,7 +41085,7 @@
             <w:pPr>
               <w:spacing w:after="20" w:before="0"/>
             </w:pPr>
-            <w:hyperlink w:history="1" r:id="rIdaukct7fszgvlyjfrhys--">
+            <w:hyperlink w:history="1" r:id="rIdaj57oooes6ss35mhwcq6v">
               <w:r>
                 <w:rPr>
                   <w:rFonts w:ascii="Arial" w:cs="Arial" w:eastAsia="Arial" w:hAnsi="Arial"/>
@@ -41134,7 +41134,7 @@
               <w:spacing w:after="10" w:before="0"/>
               <w:ind w:left="120"/>
             </w:pPr>
-            <w:hyperlink w:history="1" r:id="rIdun_1banrw1cykd8_gtpz9">
+            <w:hyperlink w:history="1" r:id="rIdjmzuctw6xq9yyr3hcgtmw">
               <w:r>
                 <w:rPr>
                   <w:rFonts w:ascii="Arial" w:cs="Arial" w:eastAsia="Arial" w:hAnsi="Arial"/>
@@ -41334,7 +41334,7 @@
             <w:pPr>
               <w:spacing w:after="20" w:before="0"/>
             </w:pPr>
-            <w:hyperlink w:history="1" r:id="rIdcc1uuggigg3gszhto0fmc">
+            <w:hyperlink w:history="1" r:id="rIdjuzvdmh23mms8tn3jpmtl">
               <w:r>
                 <w:rPr>
                   <w:rFonts w:ascii="Arial" w:cs="Arial" w:eastAsia="Arial" w:hAnsi="Arial"/>
@@ -41383,7 +41383,7 @@
               <w:spacing w:after="10" w:before="0"/>
               <w:ind w:left="120"/>
             </w:pPr>
-            <w:hyperlink w:history="1" r:id="rId8yn-dzmrmrjets88iakgj">
+            <w:hyperlink w:history="1" r:id="rIdujbbcdilbv_scececzsh1">
               <w:r>
                 <w:rPr>
                   <w:rFonts w:ascii="Arial" w:cs="Arial" w:eastAsia="Arial" w:hAnsi="Arial"/>
@@ -41428,7 +41428,7 @@
             <w:pPr>
               <w:spacing w:after="20" w:before="0"/>
             </w:pPr>
-            <w:hyperlink w:history="1" r:id="rId3dwrxsayzlp4xcgyydpx8">
+            <w:hyperlink w:history="1" r:id="rIdu88byodbdv3cufsxi_2xa">
               <w:r>
                 <w:rPr>
                   <w:rFonts w:ascii="Arial" w:cs="Arial" w:eastAsia="Arial" w:hAnsi="Arial"/>
@@ -41477,7 +41477,7 @@
               <w:spacing w:after="10" w:before="0"/>
               <w:ind w:left="120"/>
             </w:pPr>
-            <w:hyperlink w:history="1" r:id="rId-mfkesf3r5boc5-ue5i5c">
+            <w:hyperlink w:history="1" r:id="rIdmvfi3iu1yaevxrs0pzjcm">
               <w:r>
                 <w:rPr>
                   <w:rFonts w:ascii="Arial" w:cs="Arial" w:eastAsia="Arial" w:hAnsi="Arial"/>
@@ -41677,7 +41677,7 @@
             <w:pPr>
               <w:spacing w:after="20" w:before="0"/>
             </w:pPr>
-            <w:hyperlink w:history="1" r:id="rIdedsjitqayebga4eh7922o">
+            <w:hyperlink w:history="1" r:id="rIdcapikgxdzvnwm1iep0llm">
               <w:r>
                 <w:rPr>
                   <w:rFonts w:ascii="Arial" w:cs="Arial" w:eastAsia="Arial" w:hAnsi="Arial"/>
@@ -41726,7 +41726,7 @@
               <w:spacing w:after="10" w:before="0"/>
               <w:ind w:left="120"/>
             </w:pPr>
-            <w:hyperlink w:history="1" r:id="rIdki0no1z5y-s_2yeqaz259">
+            <w:hyperlink w:history="1" r:id="rId9y6yvdmzw5ffpkhc2ymza">
               <w:r>
                 <w:rPr>
                   <w:rFonts w:ascii="Arial" w:cs="Arial" w:eastAsia="Arial" w:hAnsi="Arial"/>
@@ -41771,7 +41771,7 @@
             <w:pPr>
               <w:spacing w:after="20" w:before="0"/>
             </w:pPr>
-            <w:hyperlink w:history="1" r:id="rId3hfm4u7swvjbdgu9paaw9">
+            <w:hyperlink w:history="1" r:id="rIdn79y49nchdz44ogp_vo87">
               <w:r>
                 <w:rPr>
                   <w:rFonts w:ascii="Arial" w:cs="Arial" w:eastAsia="Arial" w:hAnsi="Arial"/>
@@ -41820,7 +41820,7 @@
               <w:spacing w:after="10" w:before="0"/>
               <w:ind w:left="120"/>
             </w:pPr>
-            <w:hyperlink w:history="1" r:id="rIdvl7keqmwg80o0ngfbbq2y">
+            <w:hyperlink w:history="1" r:id="rId4va4hbegxqyotjez2yff5">
               <w:r>
                 <w:rPr>
                   <w:rFonts w:ascii="Arial" w:cs="Arial" w:eastAsia="Arial" w:hAnsi="Arial"/>
@@ -42020,7 +42020,7 @@
             <w:pPr>
               <w:spacing w:after="20" w:before="0"/>
             </w:pPr>
-            <w:hyperlink w:history="1" r:id="rIdmegzsa_g-mhmweqnpmqzl">
+            <w:hyperlink w:history="1" r:id="rIdb874hfkxjnmyx9zikmotf">
               <w:r>
                 <w:rPr>
                   <w:rFonts w:ascii="Arial" w:cs="Arial" w:eastAsia="Arial" w:hAnsi="Arial"/>
@@ -42069,7 +42069,7 @@
               <w:spacing w:after="10" w:before="0"/>
               <w:ind w:left="120"/>
             </w:pPr>
-            <w:hyperlink w:history="1" r:id="rIdpmfgfngacc7cb21tprczj">
+            <w:hyperlink w:history="1" r:id="rIdj85nuzv-vpp5s7l3-rg0f">
               <w:r>
                 <w:rPr>
                   <w:rFonts w:ascii="Arial" w:cs="Arial" w:eastAsia="Arial" w:hAnsi="Arial"/>
@@ -42114,7 +42114,7 @@
             <w:pPr>
               <w:spacing w:after="20" w:before="0"/>
             </w:pPr>
-            <w:hyperlink w:history="1" r:id="rIdd9makbfpezzwdxbg_e9ck">
+            <w:hyperlink w:history="1" r:id="rIduf5n0zmkop_thdg3zhvo7">
               <w:r>
                 <w:rPr>
                   <w:rFonts w:ascii="Arial" w:cs="Arial" w:eastAsia="Arial" w:hAnsi="Arial"/>
@@ -42163,7 +42163,7 @@
               <w:spacing w:after="10" w:before="0"/>
               <w:ind w:left="120"/>
             </w:pPr>
-            <w:hyperlink w:history="1" r:id="rIdatuyvmbhd9hazet6h6fl-">
+            <w:hyperlink w:history="1" r:id="rIdckjxxogub5rycykl6vzqk">
               <w:r>
                 <w:rPr>
                   <w:rFonts w:ascii="Arial" w:cs="Arial" w:eastAsia="Arial" w:hAnsi="Arial"/>
@@ -42688,7 +42688,7 @@
         </w:rPr>
         <w:t xml:space="preserve">© 2026 SeaVuria and ARES. Aligned with KICD objectives. Developed by SeaVuria; technical implementation by ARES (with AI assistance from Claude). Licensed under </w:t>
       </w:r>
-      <w:hyperlink w:history="1" r:id="rId8ibkfdfte41bxsqprehan">
+      <w:hyperlink w:history="1" r:id="rIdnakt6p1emt0wayzpdmnpf">
         <w:r>
           <w:rPr>
             <w:rFonts w:ascii="Arial" w:cs="Arial" w:eastAsia="Arial" w:hAnsi="Arial"/>
@@ -42709,7 +42709,7 @@
         </w:rPr>
         <w:t xml:space="preserve"> (</w:t>
       </w:r>
-      <w:hyperlink w:history="1" r:id="rId4i84lqldlfab5t5ugdrks">
+      <w:hyperlink w:history="1" r:id="rIdgjhwbwctx4rlk4lkfu-yq">
         <w:r>
           <w:rPr>
             <w:rFonts w:ascii="Arial" w:cs="Arial" w:eastAsia="Arial" w:hAnsi="Arial"/>
